--- a/assets/evaluations/francais/P2_P5_matrices_eleve_DRAS.docx
+++ b/assets/evaluations/francais/P2_P5_matrices_eleve_DRAS.docx
@@ -9,34 +9,9 @@
       <w:r>
         <w:rPr>
           <w:b/>
-          <w:sz w:val="38"/>
+          <w:sz w:val="32"/>
         </w:rPr>
-        <w:t>MATRICES MODIFIABLES - FRANÇAIS CE2 - P2 À P5</w:t>
-      </w:r>
-    </w:p>
-    <w:p>
-      <w:pPr>
-        <w:jc w:val="center"/>
-      </w:pPr>
-      <w:r>
-        <w:t>Étude de la langue par les écrits courts et le DRAS - sans note ni point</w:t>
-      </w:r>
-    </w:p>
-    <w:p>
-      <w:r>
-        <w:t>Ces trames sont volontairement souples. Les corpus, les phrases, les mots et les compétences seront ajustés selon les apprentissages réellement menés en classe.</w:t>
-      </w:r>
-    </w:p>
-    <w:p>
-      <w:pPr>
-        <w:jc w:val="center"/>
-      </w:pPr>
-      <w:r>
-        <w:rPr>
-          <w:b/>
-          <w:sz w:val="36"/>
-        </w:rPr>
-        <w:t>ÉVALUATION DE FRANÇAIS - P2</w:t>
+        <w:t>ÉVALUATIONS DE FRANÇAIS CE2 — P2 À P5</w:t>
       </w:r>
     </w:p>
     <w:p>
@@ -46,9 +21,52 @@
       <w:r>
         <w:rPr>
           <w:i/>
-          <w:sz w:val="21"/>
+          <w:sz w:val="20"/>
         </w:rPr>
-        <w:t>Matrice élève modifiable : Décrire et enrichir un personnage</w:t>
+        <w:t>Codes canoniques verrouillés — étude de la langue et écriture avec le DRAS — sans note ni point</w:t>
+      </w:r>
+    </w:p>
+    <w:p>
+      <w:r>
+        <w:rPr>
+          <w:b/>
+        </w:rPr>
+        <w:t xml:space="preserve">Règle : </w:t>
+      </w:r>
+      <w:r>
+        <w:t>1 ligne d’évaluation = 1 compétence clairement identifiable = 1 code Progressions CE2.</w:t>
+      </w:r>
+    </w:p>
+    <w:p>
+      <w:r>
+        <w:t>Les consignes et corpus restent modifiables selon les apprentissages réellement conduits, mais les compétences retenues et leurs codes sont désormais fixés.</w:t>
+      </w:r>
+    </w:p>
+    <w:p>
+      <w:r>
+        <w:rPr>
+          <w:b/>
+          <w:sz w:val="28"/>
+        </w:rPr>
+        <w:t>P2 — Période 2 — Présent, familles de mots et écrit court</w:t>
+      </w:r>
+    </w:p>
+    <w:p>
+      <w:r>
+        <w:t>Nom : ________________________________    Date : ____ / ____ / ______</w:t>
+      </w:r>
+    </w:p>
+    <w:p>
+      <w:r>
+        <w:t>Situation d’écriture support : Raconter un petit événement puis améliorer le texte avec le DRAS.</w:t>
+      </w:r>
+    </w:p>
+    <w:p>
+      <w:r>
+        <w:rPr>
+          <w:b/>
+        </w:rPr>
+        <w:t>Compétences évaluées</w:t>
       </w:r>
     </w:p>
     <w:tbl>
@@ -59,14 +77,83 @@
         <w:tblLook w:firstColumn="1" w:firstRow="1" w:lastColumn="0" w:lastRow="0" w:noHBand="0" w:noVBand="1" w:val="04A0"/>
       </w:tblPr>
       <w:tblGrid>
-        <w:gridCol w:w="3513"/>
-        <w:gridCol w:w="3513"/>
-        <w:gridCol w:w="3513"/>
+        <w:gridCol w:w="3589"/>
+        <w:gridCol w:w="3589"/>
+        <w:gridCol w:w="3589"/>
       </w:tblGrid>
       <w:tr>
         <w:tc>
           <w:tcPr>
-            <w:tcW w:type="dxa" w:w="3513"/>
+            <w:tcW w:type="dxa" w:w="3589"/>
+            <w:vAlign w:val="center"/>
+            <w:shd w:fill="D9EAD3"/>
+          </w:tcPr>
+          <w:p>
+            <w:r/>
+            <w:r>
+              <w:rPr>
+                <w:b/>
+                <w:sz w:val="16"/>
+              </w:rPr>
+              <w:t>Code</w:t>
+            </w:r>
+          </w:p>
+        </w:tc>
+        <w:tc>
+          <w:tcPr>
+            <w:tcW w:type="dxa" w:w="3589"/>
+            <w:vAlign w:val="center"/>
+            <w:shd w:fill="D9EAD3"/>
+          </w:tcPr>
+          <w:p>
+            <w:r/>
+            <w:r>
+              <w:rPr>
+                <w:b/>
+                <w:sz w:val="16"/>
+              </w:rPr>
+              <w:t>Domaine</w:t>
+            </w:r>
+          </w:p>
+        </w:tc>
+        <w:tc>
+          <w:tcPr>
+            <w:tcW w:type="dxa" w:w="3589"/>
+            <w:vAlign w:val="center"/>
+            <w:shd w:fill="D9EAD3"/>
+          </w:tcPr>
+          <w:p>
+            <w:r/>
+            <w:r>
+              <w:rPr>
+                <w:b/>
+                <w:sz w:val="16"/>
+              </w:rPr>
+              <w:t>Compétence</w:t>
+            </w:r>
+          </w:p>
+        </w:tc>
+      </w:tr>
+      <w:tr>
+        <w:tc>
+          <w:tcPr>
+            <w:tcW w:type="dxa" w:w="3589"/>
+            <w:vAlign w:val="center"/>
+          </w:tcPr>
+          <w:p>
+            <w:r/>
+            <w:r>
+              <w:rPr>
+                <w:b/>
+                <w:sz w:val="16"/>
+              </w:rPr>
+              <w:t>GRA-P2-01</w:t>
+            </w:r>
+          </w:p>
+        </w:tc>
+        <w:tc>
+          <w:tcPr>
+            <w:tcW w:type="dxa" w:w="3589"/>
             <w:vAlign w:val="center"/>
           </w:tcPr>
           <w:p>
@@ -74,15 +161,15 @@
             <w:r>
               <w:rPr>
                 <w:b w:val="0"/>
-                <w:sz w:val="20"/>
+                <w:sz w:val="16"/>
               </w:rPr>
-              <w:t>Prénom : ____________________</w:t>
+              <w:t>Grammaire</w:t>
             </w:r>
           </w:p>
         </w:tc>
         <w:tc>
           <w:tcPr>
-            <w:tcW w:type="dxa" w:w="3513"/>
+            <w:tcW w:type="dxa" w:w="3589"/>
             <w:vAlign w:val="center"/>
           </w:tcPr>
           <w:p>
@@ -90,15 +177,33 @@
             <w:r>
               <w:rPr>
                 <w:b w:val="0"/>
-                <w:sz w:val="20"/>
+                <w:sz w:val="16"/>
               </w:rPr>
-              <w:t>Date : ____________________</w:t>
+              <w:t>Reconnaître un nom commun</w:t>
+            </w:r>
+          </w:p>
+        </w:tc>
+      </w:tr>
+      <w:tr>
+        <w:tc>
+          <w:tcPr>
+            <w:tcW w:type="dxa" w:w="3589"/>
+            <w:vAlign w:val="center"/>
+          </w:tcPr>
+          <w:p>
+            <w:r/>
+            <w:r>
+              <w:rPr>
+                <w:b/>
+                <w:sz w:val="16"/>
+              </w:rPr>
+              <w:t>GRA-P2-03</w:t>
             </w:r>
           </w:p>
         </w:tc>
         <w:tc>
           <w:tcPr>
-            <w:tcW w:type="dxa" w:w="3513"/>
+            <w:tcW w:type="dxa" w:w="3589"/>
             <w:vAlign w:val="center"/>
           </w:tcPr>
           <w:p>
@@ -106,30 +211,33 @@
             <w:r>
               <w:rPr>
                 <w:b w:val="0"/>
-                <w:sz w:val="20"/>
+                <w:sz w:val="16"/>
               </w:rPr>
-              <w:t>Période : ______</w:t>
+              <w:t>Grammaire</w:t>
+            </w:r>
+          </w:p>
+        </w:tc>
+        <w:tc>
+          <w:tcPr>
+            <w:tcW w:type="dxa" w:w="3589"/>
+            <w:vAlign w:val="center"/>
+          </w:tcPr>
+          <w:p>
+            <w:r/>
+            <w:r>
+              <w:rPr>
+                <w:b w:val="0"/>
+                <w:sz w:val="16"/>
+              </w:rPr>
+              <w:t>Reconnaître un pronom personnel sujet</w:t>
             </w:r>
           </w:p>
         </w:tc>
       </w:tr>
-    </w:tbl>
-    <w:p/>
-    <w:tbl>
-      <w:tblPr>
-        <w:tblStyle w:val="TableGrid"/>
-        <w:tblW w:type="auto" w:w="0"/>
-        <w:jc w:val="center"/>
-        <w:tblLook w:firstColumn="1" w:firstRow="1" w:lastColumn="0" w:lastRow="0" w:noHBand="0" w:noVBand="1" w:val="04A0"/>
-      </w:tblPr>
-      <w:tblGrid>
-        <w:gridCol w:w="10540"/>
-      </w:tblGrid>
       <w:tr>
         <w:tc>
           <w:tcPr>
-            <w:tcW w:type="dxa" w:w="10540"/>
-            <w:shd w:fill="D9EAD3"/>
+            <w:tcW w:type="dxa" w:w="3589"/>
             <w:vAlign w:val="center"/>
           </w:tcPr>
           <w:p>
@@ -137,9 +245,41 @@
             <w:r>
               <w:rPr>
                 <w:b/>
-                <w:sz w:val="22"/>
+                <w:sz w:val="16"/>
               </w:rPr>
-              <w:t>Situation de départ</w:t>
+              <w:t>GRA-P2-04</w:t>
+            </w:r>
+          </w:p>
+        </w:tc>
+        <w:tc>
+          <w:tcPr>
+            <w:tcW w:type="dxa" w:w="3589"/>
+            <w:vAlign w:val="center"/>
+          </w:tcPr>
+          <w:p>
+            <w:r/>
+            <w:r>
+              <w:rPr>
+                <w:b w:val="0"/>
+                <w:sz w:val="16"/>
+              </w:rPr>
+              <w:t>Grammaire</w:t>
+            </w:r>
+          </w:p>
+        </w:tc>
+        <w:tc>
+          <w:tcPr>
+            <w:tcW w:type="dxa" w:w="3589"/>
+            <w:vAlign w:val="center"/>
+          </w:tcPr>
+          <w:p>
+            <w:r/>
+            <w:r>
+              <w:rPr>
+                <w:b w:val="0"/>
+                <w:sz w:val="16"/>
+              </w:rPr>
+              <w:t>Remplacer un groupe sujet par un pronom</w:t>
             </w:r>
           </w:p>
         </w:tc>
@@ -147,7 +287,23 @@
       <w:tr>
         <w:tc>
           <w:tcPr>
-            <w:tcW w:type="dxa" w:w="10540"/>
+            <w:tcW w:type="dxa" w:w="3589"/>
+            <w:vAlign w:val="center"/>
+          </w:tcPr>
+          <w:p>
+            <w:r/>
+            <w:r>
+              <w:rPr>
+                <w:b/>
+                <w:sz w:val="16"/>
+              </w:rPr>
+              <w:t>CONJ-P2-02</w:t>
+            </w:r>
+          </w:p>
+        </w:tc>
+        <w:tc>
+          <w:tcPr>
+            <w:tcW w:type="dxa" w:w="3589"/>
             <w:vAlign w:val="center"/>
           </w:tcPr>
           <w:p>
@@ -155,14 +311,525 @@
             <w:r>
               <w:rPr>
                 <w:b w:val="0"/>
-                <w:sz w:val="20"/>
+                <w:sz w:val="16"/>
               </w:rPr>
-              <w:t>Le corps humain et le portrait</w:t>
-              <w:br/>
-              <w:t>Corpus principal suggéré : le corps humain. Corpus secondaires possibles : vêtements, émotions, verbes de mouvement.</w:t>
-              <w:br/>
-              <w:br/>
-              <w:t>Support à remplacer ou à compléter : image, phrase, court texte, liste de mots, production d’élève anonymisée.</w:t>
+              <w:t>Conjugaison</w:t>
+            </w:r>
+          </w:p>
+        </w:tc>
+        <w:tc>
+          <w:tcPr>
+            <w:tcW w:type="dxa" w:w="3589"/>
+            <w:vAlign w:val="center"/>
+          </w:tcPr>
+          <w:p>
+            <w:r/>
+            <w:r>
+              <w:rPr>
+                <w:b w:val="0"/>
+                <w:sz w:val="16"/>
+              </w:rPr>
+              <w:t>Conjuguer un verbe en -er au présent</w:t>
+            </w:r>
+          </w:p>
+        </w:tc>
+      </w:tr>
+      <w:tr>
+        <w:tc>
+          <w:tcPr>
+            <w:tcW w:type="dxa" w:w="3589"/>
+            <w:vAlign w:val="center"/>
+          </w:tcPr>
+          <w:p>
+            <w:r/>
+            <w:r>
+              <w:rPr>
+                <w:b/>
+                <w:sz w:val="16"/>
+              </w:rPr>
+              <w:t>CONJ-P2-03</w:t>
+            </w:r>
+          </w:p>
+        </w:tc>
+        <w:tc>
+          <w:tcPr>
+            <w:tcW w:type="dxa" w:w="3589"/>
+            <w:vAlign w:val="center"/>
+          </w:tcPr>
+          <w:p>
+            <w:r/>
+            <w:r>
+              <w:rPr>
+                <w:b w:val="0"/>
+                <w:sz w:val="16"/>
+              </w:rPr>
+              <w:t>Conjugaison</w:t>
+            </w:r>
+          </w:p>
+        </w:tc>
+        <w:tc>
+          <w:tcPr>
+            <w:tcW w:type="dxa" w:w="3589"/>
+            <w:vAlign w:val="center"/>
+          </w:tcPr>
+          <w:p>
+            <w:r/>
+            <w:r>
+              <w:rPr>
+                <w:b w:val="0"/>
+                <w:sz w:val="16"/>
+              </w:rPr>
+              <w:t>Conjuguer le verbe être au présent</w:t>
+            </w:r>
+          </w:p>
+        </w:tc>
+      </w:tr>
+      <w:tr>
+        <w:tc>
+          <w:tcPr>
+            <w:tcW w:type="dxa" w:w="3589"/>
+            <w:vAlign w:val="center"/>
+          </w:tcPr>
+          <w:p>
+            <w:r/>
+            <w:r>
+              <w:rPr>
+                <w:b/>
+                <w:sz w:val="16"/>
+              </w:rPr>
+              <w:t>CONJ-P2-04</w:t>
+            </w:r>
+          </w:p>
+        </w:tc>
+        <w:tc>
+          <w:tcPr>
+            <w:tcW w:type="dxa" w:w="3589"/>
+            <w:vAlign w:val="center"/>
+          </w:tcPr>
+          <w:p>
+            <w:r/>
+            <w:r>
+              <w:rPr>
+                <w:b w:val="0"/>
+                <w:sz w:val="16"/>
+              </w:rPr>
+              <w:t>Conjugaison</w:t>
+            </w:r>
+          </w:p>
+        </w:tc>
+        <w:tc>
+          <w:tcPr>
+            <w:tcW w:type="dxa" w:w="3589"/>
+            <w:vAlign w:val="center"/>
+          </w:tcPr>
+          <w:p>
+            <w:r/>
+            <w:r>
+              <w:rPr>
+                <w:b w:val="0"/>
+                <w:sz w:val="16"/>
+              </w:rPr>
+              <w:t>Conjuguer le verbe avoir au présent</w:t>
+            </w:r>
+          </w:p>
+        </w:tc>
+      </w:tr>
+      <w:tr>
+        <w:tc>
+          <w:tcPr>
+            <w:tcW w:type="dxa" w:w="3589"/>
+            <w:vAlign w:val="center"/>
+          </w:tcPr>
+          <w:p>
+            <w:r/>
+            <w:r>
+              <w:rPr>
+                <w:b/>
+                <w:sz w:val="16"/>
+              </w:rPr>
+              <w:t>ORT-P2-01</w:t>
+            </w:r>
+          </w:p>
+        </w:tc>
+        <w:tc>
+          <w:tcPr>
+            <w:tcW w:type="dxa" w:w="3589"/>
+            <w:vAlign w:val="center"/>
+          </w:tcPr>
+          <w:p>
+            <w:r/>
+            <w:r>
+              <w:rPr>
+                <w:b w:val="0"/>
+                <w:sz w:val="16"/>
+              </w:rPr>
+              <w:t>Orthographe</w:t>
+            </w:r>
+          </w:p>
+        </w:tc>
+        <w:tc>
+          <w:tcPr>
+            <w:tcW w:type="dxa" w:w="3589"/>
+            <w:vAlign w:val="center"/>
+          </w:tcPr>
+          <w:p>
+            <w:r/>
+            <w:r>
+              <w:rPr>
+                <w:b w:val="0"/>
+                <w:sz w:val="16"/>
+              </w:rPr>
+              <w:t>Accorder le déterminant et le nom en nombre</w:t>
+            </w:r>
+          </w:p>
+        </w:tc>
+      </w:tr>
+      <w:tr>
+        <w:tc>
+          <w:tcPr>
+            <w:tcW w:type="dxa" w:w="3589"/>
+            <w:vAlign w:val="center"/>
+          </w:tcPr>
+          <w:p>
+            <w:r/>
+            <w:r>
+              <w:rPr>
+                <w:b/>
+                <w:sz w:val="16"/>
+              </w:rPr>
+              <w:t>VOC-P2-01</w:t>
+            </w:r>
+          </w:p>
+        </w:tc>
+        <w:tc>
+          <w:tcPr>
+            <w:tcW w:type="dxa" w:w="3589"/>
+            <w:vAlign w:val="center"/>
+          </w:tcPr>
+          <w:p>
+            <w:r/>
+            <w:r>
+              <w:rPr>
+                <w:b w:val="0"/>
+                <w:sz w:val="16"/>
+              </w:rPr>
+              <w:t>Vocabulaire</w:t>
+            </w:r>
+          </w:p>
+        </w:tc>
+        <w:tc>
+          <w:tcPr>
+            <w:tcW w:type="dxa" w:w="3589"/>
+            <w:vAlign w:val="center"/>
+          </w:tcPr>
+          <w:p>
+            <w:r/>
+            <w:r>
+              <w:rPr>
+                <w:b w:val="0"/>
+                <w:sz w:val="16"/>
+              </w:rPr>
+              <w:t>Reconnaître des mots de la même famille</w:t>
+            </w:r>
+          </w:p>
+        </w:tc>
+      </w:tr>
+      <w:tr>
+        <w:tc>
+          <w:tcPr>
+            <w:tcW w:type="dxa" w:w="3589"/>
+            <w:vAlign w:val="center"/>
+          </w:tcPr>
+          <w:p>
+            <w:r/>
+            <w:r>
+              <w:rPr>
+                <w:b/>
+                <w:sz w:val="16"/>
+              </w:rPr>
+              <w:t>VOC-P2-02</w:t>
+            </w:r>
+          </w:p>
+        </w:tc>
+        <w:tc>
+          <w:tcPr>
+            <w:tcW w:type="dxa" w:w="3589"/>
+            <w:vAlign w:val="center"/>
+          </w:tcPr>
+          <w:p>
+            <w:r/>
+            <w:r>
+              <w:rPr>
+                <w:b w:val="0"/>
+                <w:sz w:val="16"/>
+              </w:rPr>
+              <w:t>Vocabulaire</w:t>
+            </w:r>
+          </w:p>
+        </w:tc>
+        <w:tc>
+          <w:tcPr>
+            <w:tcW w:type="dxa" w:w="3589"/>
+            <w:vAlign w:val="center"/>
+          </w:tcPr>
+          <w:p>
+            <w:r/>
+            <w:r>
+              <w:rPr>
+                <w:b w:val="0"/>
+                <w:sz w:val="16"/>
+              </w:rPr>
+              <w:t>Identifier le radical d’un mot</w:t>
+            </w:r>
+          </w:p>
+        </w:tc>
+      </w:tr>
+      <w:tr>
+        <w:tc>
+          <w:tcPr>
+            <w:tcW w:type="dxa" w:w="3589"/>
+            <w:vAlign w:val="center"/>
+          </w:tcPr>
+          <w:p>
+            <w:r/>
+            <w:r>
+              <w:rPr>
+                <w:b/>
+                <w:sz w:val="16"/>
+              </w:rPr>
+              <w:t>VOC-P2-03</w:t>
+            </w:r>
+          </w:p>
+        </w:tc>
+        <w:tc>
+          <w:tcPr>
+            <w:tcW w:type="dxa" w:w="3589"/>
+            <w:vAlign w:val="center"/>
+          </w:tcPr>
+          <w:p>
+            <w:r/>
+            <w:r>
+              <w:rPr>
+                <w:b w:val="0"/>
+                <w:sz w:val="16"/>
+              </w:rPr>
+              <w:t>Vocabulaire</w:t>
+            </w:r>
+          </w:p>
+        </w:tc>
+        <w:tc>
+          <w:tcPr>
+            <w:tcW w:type="dxa" w:w="3589"/>
+            <w:vAlign w:val="center"/>
+          </w:tcPr>
+          <w:p>
+            <w:r/>
+            <w:r>
+              <w:rPr>
+                <w:b w:val="0"/>
+                <w:sz w:val="16"/>
+              </w:rPr>
+              <w:t>Reconnaître un préfixe ou un suffixe</w:t>
+            </w:r>
+          </w:p>
+        </w:tc>
+      </w:tr>
+      <w:tr>
+        <w:tc>
+          <w:tcPr>
+            <w:tcW w:type="dxa" w:w="3589"/>
+            <w:vAlign w:val="center"/>
+          </w:tcPr>
+          <w:p>
+            <w:r/>
+            <w:r>
+              <w:rPr>
+                <w:b/>
+                <w:sz w:val="16"/>
+              </w:rPr>
+              <w:t>VOC-P2-04</w:t>
+            </w:r>
+          </w:p>
+        </w:tc>
+        <w:tc>
+          <w:tcPr>
+            <w:tcW w:type="dxa" w:w="3589"/>
+            <w:vAlign w:val="center"/>
+          </w:tcPr>
+          <w:p>
+            <w:r/>
+            <w:r>
+              <w:rPr>
+                <w:b w:val="0"/>
+                <w:sz w:val="16"/>
+              </w:rPr>
+              <w:t>Vocabulaire</w:t>
+            </w:r>
+          </w:p>
+        </w:tc>
+        <w:tc>
+          <w:tcPr>
+            <w:tcW w:type="dxa" w:w="3589"/>
+            <w:vAlign w:val="center"/>
+          </w:tcPr>
+          <w:p>
+            <w:r/>
+            <w:r>
+              <w:rPr>
+                <w:b w:val="0"/>
+                <w:sz w:val="16"/>
+              </w:rPr>
+              <w:t>Trouver un synonyme</w:t>
+            </w:r>
+          </w:p>
+        </w:tc>
+      </w:tr>
+      <w:tr>
+        <w:tc>
+          <w:tcPr>
+            <w:tcW w:type="dxa" w:w="3589"/>
+            <w:vAlign w:val="center"/>
+          </w:tcPr>
+          <w:p>
+            <w:r/>
+            <w:r>
+              <w:rPr>
+                <w:b/>
+                <w:sz w:val="16"/>
+              </w:rPr>
+              <w:t>VOC-P2-05</w:t>
+            </w:r>
+          </w:p>
+        </w:tc>
+        <w:tc>
+          <w:tcPr>
+            <w:tcW w:type="dxa" w:w="3589"/>
+            <w:vAlign w:val="center"/>
+          </w:tcPr>
+          <w:p>
+            <w:r/>
+            <w:r>
+              <w:rPr>
+                <w:b w:val="0"/>
+                <w:sz w:val="16"/>
+              </w:rPr>
+              <w:t>Vocabulaire</w:t>
+            </w:r>
+          </w:p>
+        </w:tc>
+        <w:tc>
+          <w:tcPr>
+            <w:tcW w:type="dxa" w:w="3589"/>
+            <w:vAlign w:val="center"/>
+          </w:tcPr>
+          <w:p>
+            <w:r/>
+            <w:r>
+              <w:rPr>
+                <w:b w:val="0"/>
+                <w:sz w:val="16"/>
+              </w:rPr>
+              <w:t>Trouver un contraire</w:t>
+            </w:r>
+          </w:p>
+        </w:tc>
+      </w:tr>
+      <w:tr>
+        <w:tc>
+          <w:tcPr>
+            <w:tcW w:type="dxa" w:w="3589"/>
+            <w:vAlign w:val="center"/>
+          </w:tcPr>
+          <w:p>
+            <w:r/>
+            <w:r>
+              <w:rPr>
+                <w:b/>
+                <w:sz w:val="16"/>
+              </w:rPr>
+              <w:t>ECR-P2-04</w:t>
+            </w:r>
+          </w:p>
+        </w:tc>
+        <w:tc>
+          <w:tcPr>
+            <w:tcW w:type="dxa" w:w="3589"/>
+            <w:vAlign w:val="center"/>
+          </w:tcPr>
+          <w:p>
+            <w:r/>
+            <w:r>
+              <w:rPr>
+                <w:b w:val="0"/>
+                <w:sz w:val="16"/>
+              </w:rPr>
+              <w:t>Écriture / DRAS</w:t>
+            </w:r>
+          </w:p>
+        </w:tc>
+        <w:tc>
+          <w:tcPr>
+            <w:tcW w:type="dxa" w:w="3589"/>
+            <w:vAlign w:val="center"/>
+          </w:tcPr>
+          <w:p>
+            <w:r/>
+            <w:r>
+              <w:rPr>
+                <w:b w:val="0"/>
+                <w:sz w:val="16"/>
+              </w:rPr>
+              <w:t>Raconter des événements dans l’ordre</w:t>
+            </w:r>
+          </w:p>
+        </w:tc>
+      </w:tr>
+      <w:tr>
+        <w:tc>
+          <w:tcPr>
+            <w:tcW w:type="dxa" w:w="3589"/>
+            <w:vAlign w:val="center"/>
+          </w:tcPr>
+          <w:p>
+            <w:r/>
+            <w:r>
+              <w:rPr>
+                <w:b/>
+                <w:sz w:val="16"/>
+              </w:rPr>
+              <w:t>ECR-P2-06</w:t>
+            </w:r>
+          </w:p>
+        </w:tc>
+        <w:tc>
+          <w:tcPr>
+            <w:tcW w:type="dxa" w:w="3589"/>
+            <w:vAlign w:val="center"/>
+          </w:tcPr>
+          <w:p>
+            <w:r/>
+            <w:r>
+              <w:rPr>
+                <w:b w:val="0"/>
+                <w:sz w:val="16"/>
+              </w:rPr>
+              <w:t>Écriture / DRAS</w:t>
+            </w:r>
+          </w:p>
+        </w:tc>
+        <w:tc>
+          <w:tcPr>
+            <w:tcW w:type="dxa" w:w="3589"/>
+            <w:vAlign w:val="center"/>
+          </w:tcPr>
+          <w:p>
+            <w:r/>
+            <w:r>
+              <w:rPr>
+                <w:b w:val="0"/>
+                <w:sz w:val="16"/>
+              </w:rPr>
+              <w:t>Écrire un dialogue court</w:t>
             </w:r>
           </w:p>
         </w:tc>
@@ -173,255 +840,79 @@
       <w:r>
         <w:rPr>
           <w:b/>
-          <w:sz w:val="23"/>
         </w:rPr>
-        <w:t>Compétences possibles - à sélectionner avant la passation</w:t>
+        <w:t xml:space="preserve">Écrit / exercice support : </w:t>
+      </w:r>
+      <w:r>
+        <w:t>________________________________________________________________________</w:t>
       </w:r>
     </w:p>
     <w:p>
-      <w:pPr>
-        <w:pStyle w:val="ListBullet"/>
-        <w:spacing w:after="20"/>
-      </w:pPr>
-      <w:r>
-        <w:rPr>
-          <w:b/>
-        </w:rPr>
-        <w:t xml:space="preserve">Code Progressions : __________  </w:t>
-      </w:r>
-      <w:r>
-        <w:t>Identifier le nom et le déterminant</w:t>
-      </w:r>
-    </w:p>
-    <w:p>
-      <w:pPr>
-        <w:pStyle w:val="ListBullet"/>
-        <w:spacing w:after="20"/>
-      </w:pPr>
-      <w:r>
-        <w:rPr>
-          <w:b/>
-        </w:rPr>
-        <w:t xml:space="preserve">Code Progressions : __________  </w:t>
-      </w:r>
-      <w:r>
-        <w:t>Repérer les constituants simples du groupe nominal</w:t>
-      </w:r>
-    </w:p>
-    <w:p>
-      <w:pPr>
-        <w:pStyle w:val="ListBullet"/>
-        <w:spacing w:after="20"/>
-      </w:pPr>
-      <w:r>
-        <w:rPr>
-          <w:b/>
-        </w:rPr>
-        <w:t xml:space="preserve">Code Progressions : __________  </w:t>
-      </w:r>
-      <w:r>
-        <w:t>Identifier le genre et le nombre dans le groupe nominal</w:t>
-      </w:r>
-    </w:p>
-    <w:p>
-      <w:pPr>
-        <w:pStyle w:val="ListBullet"/>
-        <w:spacing w:after="20"/>
-      </w:pPr>
-      <w:r>
-        <w:rPr>
-          <w:b/>
-        </w:rPr>
-        <w:t xml:space="preserve">Code Progressions : __________  </w:t>
-      </w:r>
-      <w:r>
-        <w:t>Remplacer un groupe nominal par un pronom personnel sujet</w:t>
-      </w:r>
-    </w:p>
-    <w:p>
-      <w:pPr>
-        <w:pStyle w:val="ListBullet"/>
-        <w:spacing w:after="20"/>
-      </w:pPr>
-      <w:r>
-        <w:rPr>
-          <w:b/>
-        </w:rPr>
-        <w:t xml:space="preserve">Code Progressions : __________  </w:t>
-      </w:r>
-      <w:r>
-        <w:t>Conjuguer au présent les verbes étudiés au programme</w:t>
-      </w:r>
-    </w:p>
-    <w:p>
-      <w:pPr>
-        <w:pStyle w:val="ListBullet"/>
-        <w:spacing w:after="20"/>
-      </w:pPr>
-      <w:r>
-        <w:rPr>
-          <w:b/>
-        </w:rPr>
-        <w:t xml:space="preserve">Code Progressions : __________  </w:t>
-      </w:r>
-      <w:r>
-        <w:t>Accorder le déterminant et le nom dans des groupes nominaux simples</w:t>
-      </w:r>
-    </w:p>
-    <w:p>
-      <w:pPr>
-        <w:pStyle w:val="ListBullet"/>
-        <w:spacing w:after="20"/>
-      </w:pPr>
-      <w:r>
-        <w:rPr>
-          <w:b/>
-        </w:rPr>
-        <w:t xml:space="preserve">Code Progressions : __________  </w:t>
-      </w:r>
-      <w:r>
-        <w:t>Réinvestir les mots fréquents et invariables étudiés</w:t>
-      </w:r>
-    </w:p>
-    <w:p>
-      <w:pPr>
-        <w:pStyle w:val="ListBullet"/>
-        <w:spacing w:after="20"/>
-      </w:pPr>
-      <w:r>
-        <w:rPr>
-          <w:b/>
-        </w:rPr>
-        <w:t xml:space="preserve">Code Progressions : __________  </w:t>
-      </w:r>
-      <w:r>
-        <w:t>Corriger un court écrit à l’aide d’une procédure de relecture</w:t>
-      </w:r>
-    </w:p>
-    <w:p>
-      <w:pPr>
-        <w:pStyle w:val="ListBullet"/>
-        <w:spacing w:after="20"/>
-      </w:pPr>
-      <w:r>
-        <w:rPr>
-          <w:b/>
-        </w:rPr>
-        <w:t xml:space="preserve">Code Progressions : __________  </w:t>
-      </w:r>
-      <w:r>
-        <w:t>Reconnaître une famille de mots</w:t>
-      </w:r>
-    </w:p>
-    <w:p>
-      <w:pPr>
-        <w:pStyle w:val="ListBullet"/>
-        <w:spacing w:after="20"/>
-      </w:pPr>
-      <w:r>
-        <w:rPr>
-          <w:b/>
-        </w:rPr>
-        <w:t xml:space="preserve">Code Progressions : __________  </w:t>
-      </w:r>
-      <w:r>
-        <w:t>Repérer le radical commun</w:t>
-      </w:r>
-    </w:p>
-    <w:p>
-      <w:pPr>
-        <w:pStyle w:val="ListBullet"/>
-        <w:spacing w:after="20"/>
-      </w:pPr>
-      <w:r>
-        <w:rPr>
-          <w:b/>
-        </w:rPr>
-        <w:t xml:space="preserve">Code Progressions : __________  </w:t>
-      </w:r>
-      <w:r>
-        <w:t>Comprendre le rôle de quelques préfixes et suffixes</w:t>
-      </w:r>
-    </w:p>
-    <w:p>
-      <w:pPr>
-        <w:pStyle w:val="ListBullet"/>
-        <w:spacing w:after="20"/>
-      </w:pPr>
-      <w:r>
-        <w:rPr>
-          <w:b/>
-        </w:rPr>
-        <w:t xml:space="preserve">Code Progressions : __________  </w:t>
-      </w:r>
-      <w:r>
-        <w:t>Trouver et employer des synonymes et des contraires</w:t>
-      </w:r>
-    </w:p>
-    <w:p>
-      <w:pPr>
-        <w:pStyle w:val="Heading1"/>
-      </w:pPr>
-      <w:r>
-        <w:t>1. Écrit court initial</w:t>
-      </w:r>
-    </w:p>
-    <w:p>
-      <w:r>
-        <w:t>Rédiger un portrait de 4 à 6 phrases puis l’améliorer avec le DRAS.</w:t>
-      </w:r>
-    </w:p>
-    <w:p>
-      <w:r>
-        <w:t>Consigne définitive : ______________________________________________________________</w:t>
-      </w:r>
-    </w:p>
-    <w:p>
-      <w:pPr>
-        <w:spacing w:after="40"/>
-      </w:pPr>
       <w:r>
         <w:t>________________________________________________________________________________</w:t>
       </w:r>
     </w:p>
     <w:p>
-      <w:pPr>
-        <w:spacing w:after="40"/>
-      </w:pPr>
       <w:r>
         <w:t>________________________________________________________________________________</w:t>
       </w:r>
     </w:p>
     <w:p>
-      <w:pPr>
-        <w:spacing w:after="40"/>
-      </w:pPr>
       <w:r>
         <w:t>________________________________________________________________________________</w:t>
       </w:r>
     </w:p>
     <w:p>
-      <w:pPr>
-        <w:spacing w:after="40"/>
-      </w:pPr>
       <w:r>
         <w:t>________________________________________________________________________________</w:t>
       </w:r>
     </w:p>
     <w:p>
-      <w:pPr>
-        <w:spacing w:after="40"/>
-      </w:pPr>
       <w:r>
-        <w:t>________________________________________________________________________________</w:t>
+        <w:rPr>
+          <w:b/>
+        </w:rPr>
+        <w:t xml:space="preserve">DRAS — transformations utiles : </w:t>
+      </w:r>
+      <w:r>
+        <w:t>Déplacer · Remplacer · Ajouter · Supprimer</w:t>
       </w:r>
     </w:p>
     <w:p>
-      <w:pPr>
-        <w:pStyle w:val="Heading1"/>
-      </w:pPr>
       <w:r>
-        <w:t>2. Je manipule avec le DRAS</w:t>
+        <w:t>☐ J’ai relu la consigne.   ☐ J’ai vérifié les verbes.   ☐ J’ai vérifié les accords.   ☐ J’ai amélioré mon texte.</w:t>
+      </w:r>
+    </w:p>
+    <w:p>
+      <w:r>
+        <w:br w:type="page"/>
+      </w:r>
+    </w:p>
+    <w:p>
+      <w:r>
+        <w:rPr>
+          <w:b/>
+          <w:sz w:val="28"/>
+        </w:rPr>
+        <w:t>P3 — Période 3 — Groupe nominal, futur et précision lexicale</w:t>
+      </w:r>
+    </w:p>
+    <w:p>
+      <w:r>
+        <w:t>Nom : ________________________________    Date : ____ / ____ / ______</w:t>
+      </w:r>
+    </w:p>
+    <w:p>
+      <w:r>
+        <w:t>Situation d’écriture support : Raconter une action en respectant l’ordre des événements et améliorer le texte avec le DRAS.</w:t>
+      </w:r>
+    </w:p>
+    <w:p>
+      <w:r>
+        <w:rPr>
+          <w:b/>
+        </w:rPr>
+        <w:t>Compétences évaluées</w:t>
       </w:r>
     </w:p>
     <w:tbl>
@@ -432,15 +923,67 @@
         <w:tblLook w:firstColumn="1" w:firstRow="1" w:lastColumn="0" w:lastRow="0" w:noHBand="0" w:noVBand="1" w:val="04A0"/>
       </w:tblPr>
       <w:tblGrid>
-        <w:gridCol w:w="3513"/>
-        <w:gridCol w:w="3513"/>
-        <w:gridCol w:w="3513"/>
+        <w:gridCol w:w="3589"/>
+        <w:gridCol w:w="3589"/>
+        <w:gridCol w:w="3589"/>
       </w:tblGrid>
       <w:tr>
         <w:tc>
           <w:tcPr>
-            <w:tcW w:type="dxa" w:w="3513"/>
-            <w:shd w:fill="D9EAF7"/>
+            <w:tcW w:type="dxa" w:w="3589"/>
+            <w:vAlign w:val="center"/>
+            <w:shd w:fill="D9EAD3"/>
+          </w:tcPr>
+          <w:p>
+            <w:r/>
+            <w:r>
+              <w:rPr>
+                <w:b/>
+                <w:sz w:val="16"/>
+              </w:rPr>
+              <w:t>Code</w:t>
+            </w:r>
+          </w:p>
+        </w:tc>
+        <w:tc>
+          <w:tcPr>
+            <w:tcW w:type="dxa" w:w="3589"/>
+            <w:vAlign w:val="center"/>
+            <w:shd w:fill="D9EAD3"/>
+          </w:tcPr>
+          <w:p>
+            <w:r/>
+            <w:r>
+              <w:rPr>
+                <w:b/>
+                <w:sz w:val="16"/>
+              </w:rPr>
+              <w:t>Domaine</w:t>
+            </w:r>
+          </w:p>
+        </w:tc>
+        <w:tc>
+          <w:tcPr>
+            <w:tcW w:type="dxa" w:w="3589"/>
+            <w:vAlign w:val="center"/>
+            <w:shd w:fill="D9EAD3"/>
+          </w:tcPr>
+          <w:p>
+            <w:r/>
+            <w:r>
+              <w:rPr>
+                <w:b/>
+                <w:sz w:val="16"/>
+              </w:rPr>
+              <w:t>Compétence</w:t>
+            </w:r>
+          </w:p>
+        </w:tc>
+      </w:tr>
+      <w:tr>
+        <w:tc>
+          <w:tcPr>
+            <w:tcW w:type="dxa" w:w="3589"/>
             <w:vAlign w:val="center"/>
           </w:tcPr>
           <w:p>
@@ -448,16 +991,49 @@
             <w:r>
               <w:rPr>
                 <w:b/>
-                <w:sz w:val="20"/>
+                <w:sz w:val="16"/>
               </w:rPr>
-              <w:t>Geste</w:t>
+              <w:t>GRA-P3-01</w:t>
             </w:r>
           </w:p>
         </w:tc>
         <w:tc>
           <w:tcPr>
-            <w:tcW w:type="dxa" w:w="3513"/>
-            <w:shd w:fill="D9EAF7"/>
+            <w:tcW w:type="dxa" w:w="3589"/>
+            <w:vAlign w:val="center"/>
+          </w:tcPr>
+          <w:p>
+            <w:r/>
+            <w:r>
+              <w:rPr>
+                <w:b w:val="0"/>
+                <w:sz w:val="16"/>
+              </w:rPr>
+              <w:t>Grammaire</w:t>
+            </w:r>
+          </w:p>
+        </w:tc>
+        <w:tc>
+          <w:tcPr>
+            <w:tcW w:type="dxa" w:w="3589"/>
+            <w:vAlign w:val="center"/>
+          </w:tcPr>
+          <w:p>
+            <w:r/>
+            <w:r>
+              <w:rPr>
+                <w:b w:val="0"/>
+                <w:sz w:val="16"/>
+              </w:rPr>
+              <w:t>Identifier le déterminant</w:t>
+            </w:r>
+          </w:p>
+        </w:tc>
+      </w:tr>
+      <w:tr>
+        <w:tc>
+          <w:tcPr>
+            <w:tcW w:type="dxa" w:w="3589"/>
             <w:vAlign w:val="center"/>
           </w:tcPr>
           <w:p>
@@ -465,16 +1041,49 @@
             <w:r>
               <w:rPr>
                 <w:b/>
-                <w:sz w:val="20"/>
+                <w:sz w:val="16"/>
               </w:rPr>
-              <w:t>Consigne à adapter</w:t>
+              <w:t>GRA-P3-02</w:t>
             </w:r>
           </w:p>
         </w:tc>
         <w:tc>
           <w:tcPr>
-            <w:tcW w:type="dxa" w:w="3513"/>
-            <w:shd w:fill="D9EAF7"/>
+            <w:tcW w:type="dxa" w:w="3589"/>
+            <w:vAlign w:val="center"/>
+          </w:tcPr>
+          <w:p>
+            <w:r/>
+            <w:r>
+              <w:rPr>
+                <w:b w:val="0"/>
+                <w:sz w:val="16"/>
+              </w:rPr>
+              <w:t>Grammaire</w:t>
+            </w:r>
+          </w:p>
+        </w:tc>
+        <w:tc>
+          <w:tcPr>
+            <w:tcW w:type="dxa" w:w="3589"/>
+            <w:vAlign w:val="center"/>
+          </w:tcPr>
+          <w:p>
+            <w:r/>
+            <w:r>
+              <w:rPr>
+                <w:b w:val="0"/>
+                <w:sz w:val="16"/>
+              </w:rPr>
+              <w:t>Identifier l’adjectif</w:t>
+            </w:r>
+          </w:p>
+        </w:tc>
+      </w:tr>
+      <w:tr>
+        <w:tc>
+          <w:tcPr>
+            <w:tcW w:type="dxa" w:w="3589"/>
             <w:vAlign w:val="center"/>
           </w:tcPr>
           <w:p>
@@ -482,20 +1091,49 @@
             <w:r>
               <w:rPr>
                 <w:b/>
-                <w:sz w:val="20"/>
+                <w:sz w:val="16"/>
               </w:rPr>
-              <w:t>Ma transformation</w:t>
+              <w:t>GRA-P3-03</w:t>
+            </w:r>
+          </w:p>
+        </w:tc>
+        <w:tc>
+          <w:tcPr>
+            <w:tcW w:type="dxa" w:w="3589"/>
+            <w:vAlign w:val="center"/>
+          </w:tcPr>
+          <w:p>
+            <w:r/>
+            <w:r>
+              <w:rPr>
+                <w:b w:val="0"/>
+                <w:sz w:val="16"/>
+              </w:rPr>
+              <w:t>Grammaire</w:t>
+            </w:r>
+          </w:p>
+        </w:tc>
+        <w:tc>
+          <w:tcPr>
+            <w:tcW w:type="dxa" w:w="3589"/>
+            <w:vAlign w:val="center"/>
+          </w:tcPr>
+          <w:p>
+            <w:r/>
+            <w:r>
+              <w:rPr>
+                <w:b w:val="0"/>
+                <w:sz w:val="16"/>
+              </w:rPr>
+              <w:t>Identifier le groupe nominal</w:t>
             </w:r>
           </w:p>
         </w:tc>
       </w:tr>
       <w:tr>
-        <w:trPr>
-          <w:trHeight w:val="1247"/>
-        </w:trPr>
         <w:tc>
           <w:tcPr>
-            <w:tcW w:type="dxa" w:w="3513"/>
+            <w:tcW w:type="dxa" w:w="3589"/>
             <w:vAlign w:val="center"/>
           </w:tcPr>
           <w:p>
@@ -503,15 +1141,15 @@
             <w:r>
               <w:rPr>
                 <w:b/>
-                <w:sz w:val="20"/>
+                <w:sz w:val="16"/>
               </w:rPr>
-              <w:t>D - Déplacer</w:t>
+              <w:t>CONJ-P3-01</w:t>
             </w:r>
           </w:p>
         </w:tc>
         <w:tc>
           <w:tcPr>
-            <w:tcW w:type="dxa" w:w="3513"/>
+            <w:tcW w:type="dxa" w:w="3589"/>
             <w:vAlign w:val="center"/>
           </w:tcPr>
           <w:p>
@@ -519,15 +1157,15 @@
             <w:r>
               <w:rPr>
                 <w:b w:val="0"/>
-                <w:sz w:val="19"/>
+                <w:sz w:val="16"/>
               </w:rPr>
-              <w:t>Déplacer un groupe proposé pour varier la phrase</w:t>
+              <w:t>Conjugaison</w:t>
             </w:r>
           </w:p>
         </w:tc>
         <w:tc>
           <w:tcPr>
-            <w:tcW w:type="dxa" w:w="3513"/>
+            <w:tcW w:type="dxa" w:w="3589"/>
             <w:vAlign w:val="center"/>
           </w:tcPr>
           <w:p>
@@ -535,19 +1173,17 @@
             <w:r>
               <w:rPr>
                 <w:b w:val="0"/>
-                <w:sz w:val="19"/>
+                <w:sz w:val="16"/>
               </w:rPr>
+              <w:t>Identifier le futur</w:t>
             </w:r>
           </w:p>
         </w:tc>
       </w:tr>
       <w:tr>
-        <w:trPr>
-          <w:trHeight w:val="1247"/>
-        </w:trPr>
         <w:tc>
           <w:tcPr>
-            <w:tcW w:type="dxa" w:w="3513"/>
+            <w:tcW w:type="dxa" w:w="3589"/>
             <w:vAlign w:val="center"/>
           </w:tcPr>
           <w:p>
@@ -555,15 +1191,15 @@
             <w:r>
               <w:rPr>
                 <w:b/>
-                <w:sz w:val="20"/>
+                <w:sz w:val="16"/>
               </w:rPr>
-              <w:t>R - Remplacer</w:t>
+              <w:t>CONJ-P3-02</w:t>
             </w:r>
           </w:p>
         </w:tc>
         <w:tc>
           <w:tcPr>
-            <w:tcW w:type="dxa" w:w="3513"/>
+            <w:tcW w:type="dxa" w:w="3589"/>
             <w:vAlign w:val="center"/>
           </w:tcPr>
           <w:p>
@@ -571,15 +1207,15 @@
             <w:r>
               <w:rPr>
                 <w:b w:val="0"/>
-                <w:sz w:val="19"/>
+                <w:sz w:val="16"/>
               </w:rPr>
-              <w:t>Remplacer une répétition ou un mot imprécis</w:t>
+              <w:t>Conjugaison</w:t>
             </w:r>
           </w:p>
         </w:tc>
         <w:tc>
           <w:tcPr>
-            <w:tcW w:type="dxa" w:w="3513"/>
+            <w:tcW w:type="dxa" w:w="3589"/>
             <w:vAlign w:val="center"/>
           </w:tcPr>
           <w:p>
@@ -587,19 +1223,17 @@
             <w:r>
               <w:rPr>
                 <w:b w:val="0"/>
-                <w:sz w:val="19"/>
+                <w:sz w:val="16"/>
               </w:rPr>
+              <w:t>Conjuguer les verbes en -er au futur</w:t>
             </w:r>
           </w:p>
         </w:tc>
       </w:tr>
       <w:tr>
-        <w:trPr>
-          <w:trHeight w:val="1247"/>
-        </w:trPr>
         <w:tc>
           <w:tcPr>
-            <w:tcW w:type="dxa" w:w="3513"/>
+            <w:tcW w:type="dxa" w:w="3589"/>
             <w:vAlign w:val="center"/>
           </w:tcPr>
           <w:p>
@@ -607,15 +1241,15 @@
             <w:r>
               <w:rPr>
                 <w:b/>
-                <w:sz w:val="20"/>
+                <w:sz w:val="16"/>
               </w:rPr>
-              <w:t>A - Ajouter</w:t>
+              <w:t>CONJ-P3-03</w:t>
             </w:r>
           </w:p>
         </w:tc>
         <w:tc>
           <w:tcPr>
-            <w:tcW w:type="dxa" w:w="3513"/>
+            <w:tcW w:type="dxa" w:w="3589"/>
             <w:vAlign w:val="center"/>
           </w:tcPr>
           <w:p>
@@ -623,15 +1257,15 @@
             <w:r>
               <w:rPr>
                 <w:b w:val="0"/>
-                <w:sz w:val="19"/>
+                <w:sz w:val="16"/>
               </w:rPr>
-              <w:t>Ajouter un groupe nominal ou une précision</w:t>
+              <w:t>Conjugaison</w:t>
             </w:r>
           </w:p>
         </w:tc>
         <w:tc>
           <w:tcPr>
-            <w:tcW w:type="dxa" w:w="3513"/>
+            <w:tcW w:type="dxa" w:w="3589"/>
             <w:vAlign w:val="center"/>
           </w:tcPr>
           <w:p>
@@ -639,19 +1273,17 @@
             <w:r>
               <w:rPr>
                 <w:b w:val="0"/>
-                <w:sz w:val="19"/>
+                <w:sz w:val="16"/>
               </w:rPr>
+              <w:t>Conjuguer être et avoir au futur</w:t>
             </w:r>
           </w:p>
         </w:tc>
       </w:tr>
       <w:tr>
-        <w:trPr>
-          <w:trHeight w:val="1247"/>
-        </w:trPr>
         <w:tc>
           <w:tcPr>
-            <w:tcW w:type="dxa" w:w="3513"/>
+            <w:tcW w:type="dxa" w:w="3589"/>
             <w:vAlign w:val="center"/>
           </w:tcPr>
           <w:p>
@@ -659,15 +1291,15 @@
             <w:r>
               <w:rPr>
                 <w:b/>
-                <w:sz w:val="20"/>
+                <w:sz w:val="16"/>
               </w:rPr>
-              <w:t>S - Supprimer</w:t>
+              <w:t>ORT-P3-01</w:t>
             </w:r>
           </w:p>
         </w:tc>
         <w:tc>
           <w:tcPr>
-            <w:tcW w:type="dxa" w:w="3513"/>
+            <w:tcW w:type="dxa" w:w="3589"/>
             <w:vAlign w:val="center"/>
           </w:tcPr>
           <w:p>
@@ -675,15 +1307,15 @@
             <w:r>
               <w:rPr>
                 <w:b w:val="0"/>
-                <w:sz w:val="19"/>
+                <w:sz w:val="16"/>
               </w:rPr>
-              <w:t>Supprimer un mot ou un groupe inutile</w:t>
+              <w:t>Orthographe</w:t>
             </w:r>
           </w:p>
         </w:tc>
         <w:tc>
           <w:tcPr>
-            <w:tcW w:type="dxa" w:w="3513"/>
+            <w:tcW w:type="dxa" w:w="3589"/>
             <w:vAlign w:val="center"/>
           </w:tcPr>
           <w:p>
@@ -691,32 +1323,371 @@
             <w:r>
               <w:rPr>
                 <w:b w:val="0"/>
-                <w:sz w:val="19"/>
+                <w:sz w:val="16"/>
               </w:rPr>
+              <w:t>Accorder l’adjectif dans le groupe nominal</w:t>
+            </w:r>
+          </w:p>
+        </w:tc>
+      </w:tr>
+      <w:tr>
+        <w:tc>
+          <w:tcPr>
+            <w:tcW w:type="dxa" w:w="3589"/>
+            <w:vAlign w:val="center"/>
+          </w:tcPr>
+          <w:p>
+            <w:r/>
+            <w:r>
+              <w:rPr>
+                <w:b/>
+                <w:sz w:val="16"/>
+              </w:rPr>
+              <w:t>ORT-P3-02</w:t>
+            </w:r>
+          </w:p>
+        </w:tc>
+        <w:tc>
+          <w:tcPr>
+            <w:tcW w:type="dxa" w:w="3589"/>
+            <w:vAlign w:val="center"/>
+          </w:tcPr>
+          <w:p>
+            <w:r/>
+            <w:r>
+              <w:rPr>
+                <w:b w:val="0"/>
+                <w:sz w:val="16"/>
+              </w:rPr>
+              <w:t>Orthographe</w:t>
+            </w:r>
+          </w:p>
+        </w:tc>
+        <w:tc>
+          <w:tcPr>
+            <w:tcW w:type="dxa" w:w="3589"/>
+            <w:vAlign w:val="center"/>
+          </w:tcPr>
+          <w:p>
+            <w:r/>
+            <w:r>
+              <w:rPr>
+                <w:b w:val="0"/>
+                <w:sz w:val="16"/>
+              </w:rPr>
+              <w:t>Former le féminin des noms et adjectifs</w:t>
+            </w:r>
+          </w:p>
+        </w:tc>
+      </w:tr>
+      <w:tr>
+        <w:tc>
+          <w:tcPr>
+            <w:tcW w:type="dxa" w:w="3589"/>
+            <w:vAlign w:val="center"/>
+          </w:tcPr>
+          <w:p>
+            <w:r/>
+            <w:r>
+              <w:rPr>
+                <w:b/>
+                <w:sz w:val="16"/>
+              </w:rPr>
+              <w:t>ORT-P3-03</w:t>
+            </w:r>
+          </w:p>
+        </w:tc>
+        <w:tc>
+          <w:tcPr>
+            <w:tcW w:type="dxa" w:w="3589"/>
+            <w:vAlign w:val="center"/>
+          </w:tcPr>
+          <w:p>
+            <w:r/>
+            <w:r>
+              <w:rPr>
+                <w:b w:val="0"/>
+                <w:sz w:val="16"/>
+              </w:rPr>
+              <w:t>Orthographe</w:t>
+            </w:r>
+          </w:p>
+        </w:tc>
+        <w:tc>
+          <w:tcPr>
+            <w:tcW w:type="dxa" w:w="3589"/>
+            <w:vAlign w:val="center"/>
+          </w:tcPr>
+          <w:p>
+            <w:r/>
+            <w:r>
+              <w:rPr>
+                <w:b w:val="0"/>
+                <w:sz w:val="16"/>
+              </w:rPr>
+              <w:t>Former le pluriel des adjectifs</w:t>
+            </w:r>
+          </w:p>
+        </w:tc>
+      </w:tr>
+      <w:tr>
+        <w:tc>
+          <w:tcPr>
+            <w:tcW w:type="dxa" w:w="3589"/>
+            <w:vAlign w:val="center"/>
+          </w:tcPr>
+          <w:p>
+            <w:r/>
+            <w:r>
+              <w:rPr>
+                <w:b/>
+                <w:sz w:val="16"/>
+              </w:rPr>
+              <w:t>VOC-P3-01</w:t>
+            </w:r>
+          </w:p>
+        </w:tc>
+        <w:tc>
+          <w:tcPr>
+            <w:tcW w:type="dxa" w:w="3589"/>
+            <w:vAlign w:val="center"/>
+          </w:tcPr>
+          <w:p>
+            <w:r/>
+            <w:r>
+              <w:rPr>
+                <w:b w:val="0"/>
+                <w:sz w:val="16"/>
+              </w:rPr>
+              <w:t>Vocabulaire</w:t>
+            </w:r>
+          </w:p>
+        </w:tc>
+        <w:tc>
+          <w:tcPr>
+            <w:tcW w:type="dxa" w:w="3589"/>
+            <w:vAlign w:val="center"/>
+          </w:tcPr>
+          <w:p>
+            <w:r/>
+            <w:r>
+              <w:rPr>
+                <w:b w:val="0"/>
+                <w:sz w:val="16"/>
+              </w:rPr>
+              <w:t>Comprendre les différents sens d’un mot</w:t>
+            </w:r>
+          </w:p>
+        </w:tc>
+      </w:tr>
+      <w:tr>
+        <w:tc>
+          <w:tcPr>
+            <w:tcW w:type="dxa" w:w="3589"/>
+            <w:vAlign w:val="center"/>
+          </w:tcPr>
+          <w:p>
+            <w:r/>
+            <w:r>
+              <w:rPr>
+                <w:b/>
+                <w:sz w:val="16"/>
+              </w:rPr>
+              <w:t>VOC-P3-02</w:t>
+            </w:r>
+          </w:p>
+        </w:tc>
+        <w:tc>
+          <w:tcPr>
+            <w:tcW w:type="dxa" w:w="3589"/>
+            <w:vAlign w:val="center"/>
+          </w:tcPr>
+          <w:p>
+            <w:r/>
+            <w:r>
+              <w:rPr>
+                <w:b w:val="0"/>
+                <w:sz w:val="16"/>
+              </w:rPr>
+              <w:t>Vocabulaire</w:t>
+            </w:r>
+          </w:p>
+        </w:tc>
+        <w:tc>
+          <w:tcPr>
+            <w:tcW w:type="dxa" w:w="3589"/>
+            <w:vAlign w:val="center"/>
+          </w:tcPr>
+          <w:p>
+            <w:r/>
+            <w:r>
+              <w:rPr>
+                <w:b w:val="0"/>
+                <w:sz w:val="16"/>
+              </w:rPr>
+              <w:t>Reconnaître le niveau de langue</w:t>
+            </w:r>
+          </w:p>
+        </w:tc>
+      </w:tr>
+      <w:tr>
+        <w:tc>
+          <w:tcPr>
+            <w:tcW w:type="dxa" w:w="3589"/>
+            <w:vAlign w:val="center"/>
+          </w:tcPr>
+          <w:p>
+            <w:r/>
+            <w:r>
+              <w:rPr>
+                <w:b/>
+                <w:sz w:val="16"/>
+              </w:rPr>
+              <w:t>VOC-P3-03</w:t>
+            </w:r>
+          </w:p>
+        </w:tc>
+        <w:tc>
+          <w:tcPr>
+            <w:tcW w:type="dxa" w:w="3589"/>
+            <w:vAlign w:val="center"/>
+          </w:tcPr>
+          <w:p>
+            <w:r/>
+            <w:r>
+              <w:rPr>
+                <w:b w:val="0"/>
+                <w:sz w:val="16"/>
+              </w:rPr>
+              <w:t>Vocabulaire</w:t>
+            </w:r>
+          </w:p>
+        </w:tc>
+        <w:tc>
+          <w:tcPr>
+            <w:tcW w:type="dxa" w:w="3589"/>
+            <w:vAlign w:val="center"/>
+          </w:tcPr>
+          <w:p>
+            <w:r/>
+            <w:r>
+              <w:rPr>
+                <w:b w:val="0"/>
+                <w:sz w:val="16"/>
+              </w:rPr>
+              <w:t>Construire un réseau lexical</w:t>
+            </w:r>
+          </w:p>
+        </w:tc>
+      </w:tr>
+      <w:tr>
+        <w:tc>
+          <w:tcPr>
+            <w:tcW w:type="dxa" w:w="3589"/>
+            <w:vAlign w:val="center"/>
+          </w:tcPr>
+          <w:p>
+            <w:r/>
+            <w:r>
+              <w:rPr>
+                <w:b/>
+                <w:sz w:val="16"/>
+              </w:rPr>
+              <w:t>VOC-P3-04</w:t>
+            </w:r>
+          </w:p>
+        </w:tc>
+        <w:tc>
+          <w:tcPr>
+            <w:tcW w:type="dxa" w:w="3589"/>
+            <w:vAlign w:val="center"/>
+          </w:tcPr>
+          <w:p>
+            <w:r/>
+            <w:r>
+              <w:rPr>
+                <w:b w:val="0"/>
+                <w:sz w:val="16"/>
+              </w:rPr>
+              <w:t>Vocabulaire</w:t>
+            </w:r>
+          </w:p>
+        </w:tc>
+        <w:tc>
+          <w:tcPr>
+            <w:tcW w:type="dxa" w:w="3589"/>
+            <w:vAlign w:val="center"/>
+          </w:tcPr>
+          <w:p>
+            <w:r/>
+            <w:r>
+              <w:rPr>
+                <w:b w:val="0"/>
+                <w:sz w:val="16"/>
+              </w:rPr>
+              <w:t>Utiliser une échelle d’intensité</w:t>
+            </w:r>
+          </w:p>
+        </w:tc>
+      </w:tr>
+      <w:tr>
+        <w:tc>
+          <w:tcPr>
+            <w:tcW w:type="dxa" w:w="3589"/>
+            <w:vAlign w:val="center"/>
+          </w:tcPr>
+          <w:p>
+            <w:r/>
+            <w:r>
+              <w:rPr>
+                <w:b/>
+                <w:sz w:val="16"/>
+              </w:rPr>
+              <w:t>ECR-P3-04</w:t>
+            </w:r>
+          </w:p>
+        </w:tc>
+        <w:tc>
+          <w:tcPr>
+            <w:tcW w:type="dxa" w:w="3589"/>
+            <w:vAlign w:val="center"/>
+          </w:tcPr>
+          <w:p>
+            <w:r/>
+            <w:r>
+              <w:rPr>
+                <w:b w:val="0"/>
+                <w:sz w:val="16"/>
+              </w:rPr>
+              <w:t>Écriture / DRAS</w:t>
+            </w:r>
+          </w:p>
+        </w:tc>
+        <w:tc>
+          <w:tcPr>
+            <w:tcW w:type="dxa" w:w="3589"/>
+            <w:vAlign w:val="center"/>
+          </w:tcPr>
+          <w:p>
+            <w:r/>
+            <w:r>
+              <w:rPr>
+                <w:b w:val="0"/>
+                <w:sz w:val="16"/>
+              </w:rPr>
+              <w:t>Employer des connecteurs temporels</w:t>
             </w:r>
           </w:p>
         </w:tc>
       </w:tr>
     </w:tbl>
-    <w:p>
-      <w:pPr>
-        <w:pStyle w:val="Heading1"/>
-      </w:pPr>
-      <w:r>
-        <w:t>3. Exercices ciblés à choisir</w:t>
-      </w:r>
-    </w:p>
-    <w:p>
-      <w:r>
-        <w:t>Ajouter seulement les micro-exercices nécessaires pour recueillir un indice fiable sur une compétence qui ne peut pas être suffisamment observée dans l’écrit.</w:t>
-      </w:r>
-    </w:p>
+    <w:p/>
     <w:p>
       <w:r>
         <w:rPr>
           <w:b/>
         </w:rPr>
-        <w:t xml:space="preserve">Grammaire : </w:t>
+        <w:t xml:space="preserve">Écrit / exercice support : </w:t>
       </w:r>
       <w:r>
         <w:t>________________________________________________________________________</w:t>
@@ -724,21 +1695,20 @@
     </w:p>
     <w:p>
       <w:r>
-        <w:t>Exercice / consigne : ______________________________________________________________</w:t>
+        <w:t>________________________________________________________________________________</w:t>
       </w:r>
     </w:p>
     <w:p>
-      <w:pPr>
-        <w:spacing w:after="40"/>
-      </w:pPr>
       <w:r>
         <w:t>________________________________________________________________________________</w:t>
       </w:r>
     </w:p>
     <w:p>
-      <w:pPr>
-        <w:spacing w:after="40"/>
-      </w:pPr>
+      <w:r>
+        <w:t>________________________________________________________________________________</w:t>
+      </w:r>
+    </w:p>
+    <w:p>
       <w:r>
         <w:t>________________________________________________________________________________</w:t>
       </w:r>
@@ -748,197 +1718,15 @@
         <w:rPr>
           <w:b/>
         </w:rPr>
-        <w:t xml:space="preserve">Conjugaison : </w:t>
+        <w:t xml:space="preserve">DRAS — transformations utiles : </w:t>
       </w:r>
       <w:r>
-        <w:t>________________________________________________________________________</w:t>
+        <w:t>Déplacer · Remplacer · Ajouter · Supprimer</w:t>
       </w:r>
     </w:p>
     <w:p>
       <w:r>
-        <w:t>Exercice / consigne : ______________________________________________________________</w:t>
-      </w:r>
-    </w:p>
-    <w:p>
-      <w:pPr>
-        <w:spacing w:after="40"/>
-      </w:pPr>
-      <w:r>
-        <w:t>________________________________________________________________________________</w:t>
-      </w:r>
-    </w:p>
-    <w:p>
-      <w:pPr>
-        <w:spacing w:after="40"/>
-      </w:pPr>
-      <w:r>
-        <w:t>________________________________________________________________________________</w:t>
-      </w:r>
-    </w:p>
-    <w:p>
-      <w:r>
-        <w:rPr>
-          <w:b/>
-        </w:rPr>
-        <w:t xml:space="preserve">Orthographe : </w:t>
-      </w:r>
-      <w:r>
-        <w:t>________________________________________________________________________</w:t>
-      </w:r>
-    </w:p>
-    <w:p>
-      <w:r>
-        <w:t>Exercice / consigne : ______________________________________________________________</w:t>
-      </w:r>
-    </w:p>
-    <w:p>
-      <w:pPr>
-        <w:spacing w:after="40"/>
-      </w:pPr>
-      <w:r>
-        <w:t>________________________________________________________________________________</w:t>
-      </w:r>
-    </w:p>
-    <w:p>
-      <w:pPr>
-        <w:spacing w:after="40"/>
-      </w:pPr>
-      <w:r>
-        <w:t>________________________________________________________________________________</w:t>
-      </w:r>
-    </w:p>
-    <w:p>
-      <w:r>
-        <w:rPr>
-          <w:b/>
-        </w:rPr>
-        <w:t xml:space="preserve">Vocabulaire : </w:t>
-      </w:r>
-      <w:r>
-        <w:t>________________________________________________________________________</w:t>
-      </w:r>
-    </w:p>
-    <w:p>
-      <w:r>
-        <w:t>Exercice / consigne : ______________________________________________________________</w:t>
-      </w:r>
-    </w:p>
-    <w:p>
-      <w:pPr>
-        <w:spacing w:after="40"/>
-      </w:pPr>
-      <w:r>
-        <w:t>________________________________________________________________________________</w:t>
-      </w:r>
-    </w:p>
-    <w:p>
-      <w:pPr>
-        <w:spacing w:after="40"/>
-      </w:pPr>
-      <w:r>
-        <w:t>________________________________________________________________________________</w:t>
-      </w:r>
-    </w:p>
-    <w:p>
-      <w:pPr>
-        <w:pStyle w:val="Heading1"/>
-      </w:pPr>
-      <w:r>
-        <w:t>4. Ma version finale</w:t>
-      </w:r>
-    </w:p>
-    <w:p>
-      <w:pPr>
-        <w:spacing w:after="40"/>
-      </w:pPr>
-      <w:r>
-        <w:t>________________________________________________________________________________</w:t>
-      </w:r>
-    </w:p>
-    <w:p>
-      <w:pPr>
-        <w:spacing w:after="40"/>
-      </w:pPr>
-      <w:r>
-        <w:t>________________________________________________________________________________</w:t>
-      </w:r>
-    </w:p>
-    <w:p>
-      <w:pPr>
-        <w:spacing w:after="40"/>
-      </w:pPr>
-      <w:r>
-        <w:t>________________________________________________________________________________</w:t>
-      </w:r>
-    </w:p>
-    <w:p>
-      <w:pPr>
-        <w:spacing w:after="40"/>
-      </w:pPr>
-      <w:r>
-        <w:t>________________________________________________________________________________</w:t>
-      </w:r>
-    </w:p>
-    <w:p>
-      <w:pPr>
-        <w:spacing w:after="40"/>
-      </w:pPr>
-      <w:r>
-        <w:t>________________________________________________________________________________</w:t>
-      </w:r>
-    </w:p>
-    <w:p>
-      <w:pPr>
-        <w:spacing w:after="40"/>
-      </w:pPr>
-      <w:r>
-        <w:t>________________________________________________________________________________</w:t>
-      </w:r>
-    </w:p>
-    <w:p>
-      <w:pPr>
-        <w:spacing w:after="40"/>
-      </w:pPr>
-      <w:r>
-        <w:t>________________________________________________________________________________</w:t>
-      </w:r>
-    </w:p>
-    <w:p>
-      <w:pPr>
-        <w:pStyle w:val="Heading1"/>
-      </w:pPr>
-      <w:r>
-        <w:t>5. Ma relecture</w:t>
-      </w:r>
-    </w:p>
-    <w:p>
-      <w:r>
-        <w:t>☐ J’ai vérifié les majuscules et la ponctuation.</w:t>
-      </w:r>
-    </w:p>
-    <w:p>
-      <w:r>
-        <w:t>☐ J’ai vérifié les verbes et leurs sujets.</w:t>
-      </w:r>
-    </w:p>
-    <w:p>
-      <w:r>
-        <w:t>☐ J’ai vérifié les accords déjà étudiés.</w:t>
-      </w:r>
-    </w:p>
-    <w:p>
-      <w:r>
-        <w:t>☐ J’ai réutilisé des mots du corpus.</w:t>
-      </w:r>
-    </w:p>
-    <w:p>
-      <w:r>
-        <w:t>☐ J’ai effectué au moins deux transformations DRAS utiles.</w:t>
-      </w:r>
-    </w:p>
-    <w:p>
-      <w:r>
-        <w:t>Autre critère à ajouter : ☐ ________________________________________________________</w:t>
+        <w:t>☐ J’ai relu la consigne.   ☐ J’ai vérifié les verbes.   ☐ J’ai vérifié les accords.   ☐ J’ai amélioré mon texte.</w:t>
       </w:r>
     </w:p>
     <w:p>
@@ -947,27 +1735,30 @@
       </w:r>
     </w:p>
     <w:p>
-      <w:pPr>
-        <w:jc w:val="center"/>
-      </w:pPr>
       <w:r>
         <w:rPr>
           <w:b/>
-          <w:sz w:val="36"/>
+          <w:sz w:val="28"/>
         </w:rPr>
-        <w:t>ÉVALUATION DE FRANÇAIS - P3</w:t>
+        <w:t>P4 — Période 4 — Groupes de phrase, imparfait et sens figuré</w:t>
       </w:r>
     </w:p>
     <w:p>
-      <w:pPr>
-        <w:jc w:val="center"/>
-      </w:pPr>
+      <w:r>
+        <w:t>Nom : ________________________________    Date : ____ / ____ / ______</w:t>
+      </w:r>
+    </w:p>
+    <w:p>
+      <w:r>
+        <w:t>Situation d’écriture support : Résumer une expérience ou une sortie puis réviser le texte avec une grille et le DRAS.</w:t>
+      </w:r>
+    </w:p>
+    <w:p>
       <w:r>
         <w:rPr>
-          <w:i/>
-          <w:sz w:val="21"/>
+          <w:b/>
         </w:rPr>
-        <w:t>Matrice élève modifiable : Raconter une action et préciser le sens</w:t>
+        <w:t>Compétences évaluées</w:t>
       </w:r>
     </w:p>
     <w:tbl>
@@ -978,14 +1769,83 @@
         <w:tblLook w:firstColumn="1" w:firstRow="1" w:lastColumn="0" w:lastRow="0" w:noHBand="0" w:noVBand="1" w:val="04A0"/>
       </w:tblPr>
       <w:tblGrid>
-        <w:gridCol w:w="3513"/>
-        <w:gridCol w:w="3513"/>
-        <w:gridCol w:w="3513"/>
+        <w:gridCol w:w="3589"/>
+        <w:gridCol w:w="3589"/>
+        <w:gridCol w:w="3589"/>
       </w:tblGrid>
       <w:tr>
         <w:tc>
           <w:tcPr>
-            <w:tcW w:type="dxa" w:w="3513"/>
+            <w:tcW w:type="dxa" w:w="3589"/>
+            <w:vAlign w:val="center"/>
+            <w:shd w:fill="D9EAD3"/>
+          </w:tcPr>
+          <w:p>
+            <w:r/>
+            <w:r>
+              <w:rPr>
+                <w:b/>
+                <w:sz w:val="16"/>
+              </w:rPr>
+              <w:t>Code</w:t>
+            </w:r>
+          </w:p>
+        </w:tc>
+        <w:tc>
+          <w:tcPr>
+            <w:tcW w:type="dxa" w:w="3589"/>
+            <w:vAlign w:val="center"/>
+            <w:shd w:fill="D9EAD3"/>
+          </w:tcPr>
+          <w:p>
+            <w:r/>
+            <w:r>
+              <w:rPr>
+                <w:b/>
+                <w:sz w:val="16"/>
+              </w:rPr>
+              <w:t>Domaine</w:t>
+            </w:r>
+          </w:p>
+        </w:tc>
+        <w:tc>
+          <w:tcPr>
+            <w:tcW w:type="dxa" w:w="3589"/>
+            <w:vAlign w:val="center"/>
+            <w:shd w:fill="D9EAD3"/>
+          </w:tcPr>
+          <w:p>
+            <w:r/>
+            <w:r>
+              <w:rPr>
+                <w:b/>
+                <w:sz w:val="16"/>
+              </w:rPr>
+              <w:t>Compétence</w:t>
+            </w:r>
+          </w:p>
+        </w:tc>
+      </w:tr>
+      <w:tr>
+        <w:tc>
+          <w:tcPr>
+            <w:tcW w:type="dxa" w:w="3589"/>
+            <w:vAlign w:val="center"/>
+          </w:tcPr>
+          <w:p>
+            <w:r/>
+            <w:r>
+              <w:rPr>
+                <w:b/>
+                <w:sz w:val="16"/>
+              </w:rPr>
+              <w:t>GRA-P4-01</w:t>
+            </w:r>
+          </w:p>
+        </w:tc>
+        <w:tc>
+          <w:tcPr>
+            <w:tcW w:type="dxa" w:w="3589"/>
             <w:vAlign w:val="center"/>
           </w:tcPr>
           <w:p>
@@ -993,15 +1853,15 @@
             <w:r>
               <w:rPr>
                 <w:b w:val="0"/>
-                <w:sz w:val="20"/>
+                <w:sz w:val="16"/>
               </w:rPr>
-              <w:t>Prénom : ____________________</w:t>
+              <w:t>Grammaire</w:t>
             </w:r>
           </w:p>
         </w:tc>
         <w:tc>
           <w:tcPr>
-            <w:tcW w:type="dxa" w:w="3513"/>
+            <w:tcW w:type="dxa" w:w="3589"/>
             <w:vAlign w:val="center"/>
           </w:tcPr>
           <w:p>
@@ -1009,15 +1869,33 @@
             <w:r>
               <w:rPr>
                 <w:b w:val="0"/>
-                <w:sz w:val="20"/>
+                <w:sz w:val="16"/>
               </w:rPr>
-              <w:t>Date : ____________________</w:t>
+              <w:t>Repérer un complément déplaçable</w:t>
+            </w:r>
+          </w:p>
+        </w:tc>
+      </w:tr>
+      <w:tr>
+        <w:tc>
+          <w:tcPr>
+            <w:tcW w:type="dxa" w:w="3589"/>
+            <w:vAlign w:val="center"/>
+          </w:tcPr>
+          <w:p>
+            <w:r/>
+            <w:r>
+              <w:rPr>
+                <w:b/>
+                <w:sz w:val="16"/>
+              </w:rPr>
+              <w:t>GRA-P4-02</w:t>
             </w:r>
           </w:p>
         </w:tc>
         <w:tc>
           <w:tcPr>
-            <w:tcW w:type="dxa" w:w="3513"/>
+            <w:tcW w:type="dxa" w:w="3589"/>
             <w:vAlign w:val="center"/>
           </w:tcPr>
           <w:p>
@@ -1025,30 +1903,33 @@
             <w:r>
               <w:rPr>
                 <w:b w:val="0"/>
-                <w:sz w:val="20"/>
+                <w:sz w:val="16"/>
               </w:rPr>
-              <w:t>Période : ______</w:t>
+              <w:t>Grammaire</w:t>
+            </w:r>
+          </w:p>
+        </w:tc>
+        <w:tc>
+          <w:tcPr>
+            <w:tcW w:type="dxa" w:w="3589"/>
+            <w:vAlign w:val="center"/>
+          </w:tcPr>
+          <w:p>
+            <w:r/>
+            <w:r>
+              <w:rPr>
+                <w:b w:val="0"/>
+                <w:sz w:val="16"/>
+              </w:rPr>
+              <w:t>Manipuler les groupes dans la phrase</w:t>
             </w:r>
           </w:p>
         </w:tc>
       </w:tr>
-    </w:tbl>
-    <w:p/>
-    <w:tbl>
-      <w:tblPr>
-        <w:tblStyle w:val="TableGrid"/>
-        <w:tblW w:type="auto" w:w="0"/>
-        <w:jc w:val="center"/>
-        <w:tblLook w:firstColumn="1" w:firstRow="1" w:lastColumn="0" w:lastRow="0" w:noHBand="0" w:noVBand="1" w:val="04A0"/>
-      </w:tblPr>
-      <w:tblGrid>
-        <w:gridCol w:w="10540"/>
-      </w:tblGrid>
       <w:tr>
         <w:tc>
           <w:tcPr>
-            <w:tcW w:type="dxa" w:w="10540"/>
-            <w:shd w:fill="D9EAD3"/>
+            <w:tcW w:type="dxa" w:w="3589"/>
             <w:vAlign w:val="center"/>
           </w:tcPr>
           <w:p>
@@ -1056,9 +1937,41 @@
             <w:r>
               <w:rPr>
                 <w:b/>
-                <w:sz w:val="22"/>
+                <w:sz w:val="16"/>
               </w:rPr>
-              <w:t>Situation de départ</w:t>
+              <w:t>GRA-P4-03</w:t>
+            </w:r>
+          </w:p>
+        </w:tc>
+        <w:tc>
+          <w:tcPr>
+            <w:tcW w:type="dxa" w:w="3589"/>
+            <w:vAlign w:val="center"/>
+          </w:tcPr>
+          <w:p>
+            <w:r/>
+            <w:r>
+              <w:rPr>
+                <w:b w:val="0"/>
+                <w:sz w:val="16"/>
+              </w:rPr>
+              <w:t>Grammaire</w:t>
+            </w:r>
+          </w:p>
+        </w:tc>
+        <w:tc>
+          <w:tcPr>
+            <w:tcW w:type="dxa" w:w="3589"/>
+            <w:vAlign w:val="center"/>
+          </w:tcPr>
+          <w:p>
+            <w:r/>
+            <w:r>
+              <w:rPr>
+                <w:b w:val="0"/>
+                <w:sz w:val="16"/>
+              </w:rPr>
+              <w:t>Reconnaître un adverbe fréquent</w:t>
             </w:r>
           </w:p>
         </w:tc>
@@ -1066,7 +1979,23 @@
       <w:tr>
         <w:tc>
           <w:tcPr>
-            <w:tcW w:type="dxa" w:w="10540"/>
+            <w:tcW w:type="dxa" w:w="3589"/>
+            <w:vAlign w:val="center"/>
+          </w:tcPr>
+          <w:p>
+            <w:r/>
+            <w:r>
+              <w:rPr>
+                <w:b/>
+                <w:sz w:val="16"/>
+              </w:rPr>
+              <w:t>CONJ-P4-01</w:t>
+            </w:r>
+          </w:p>
+        </w:tc>
+        <w:tc>
+          <w:tcPr>
+            <w:tcW w:type="dxa" w:w="3589"/>
             <w:vAlign w:val="center"/>
           </w:tcPr>
           <w:p>
@@ -1074,14 +2003,525 @@
             <w:r>
               <w:rPr>
                 <w:b w:val="0"/>
-                <w:sz w:val="20"/>
+                <w:sz w:val="16"/>
               </w:rPr>
-              <w:t>La nourriture, la recette et le récit court</w:t>
-              <w:br/>
-              <w:t>Corpus principal suggéré : la nourriture. Corpus secondaires possibles : ustensiles, verbes d’action, sensations et goûts.</w:t>
-              <w:br/>
-              <w:br/>
-              <w:t>Support à remplacer ou à compléter : image, phrase, court texte, liste de mots, production d’élève anonymisée.</w:t>
+              <w:t>Conjugaison</w:t>
+            </w:r>
+          </w:p>
+        </w:tc>
+        <w:tc>
+          <w:tcPr>
+            <w:tcW w:type="dxa" w:w="3589"/>
+            <w:vAlign w:val="center"/>
+          </w:tcPr>
+          <w:p>
+            <w:r/>
+            <w:r>
+              <w:rPr>
+                <w:b w:val="0"/>
+                <w:sz w:val="16"/>
+              </w:rPr>
+              <w:t>Identifier l’imparfait</w:t>
+            </w:r>
+          </w:p>
+        </w:tc>
+      </w:tr>
+      <w:tr>
+        <w:tc>
+          <w:tcPr>
+            <w:tcW w:type="dxa" w:w="3589"/>
+            <w:vAlign w:val="center"/>
+          </w:tcPr>
+          <w:p>
+            <w:r/>
+            <w:r>
+              <w:rPr>
+                <w:b/>
+                <w:sz w:val="16"/>
+              </w:rPr>
+              <w:t>CONJ-P4-02</w:t>
+            </w:r>
+          </w:p>
+        </w:tc>
+        <w:tc>
+          <w:tcPr>
+            <w:tcW w:type="dxa" w:w="3589"/>
+            <w:vAlign w:val="center"/>
+          </w:tcPr>
+          <w:p>
+            <w:r/>
+            <w:r>
+              <w:rPr>
+                <w:b w:val="0"/>
+                <w:sz w:val="16"/>
+              </w:rPr>
+              <w:t>Conjugaison</w:t>
+            </w:r>
+          </w:p>
+        </w:tc>
+        <w:tc>
+          <w:tcPr>
+            <w:tcW w:type="dxa" w:w="3589"/>
+            <w:vAlign w:val="center"/>
+          </w:tcPr>
+          <w:p>
+            <w:r/>
+            <w:r>
+              <w:rPr>
+                <w:b w:val="0"/>
+                <w:sz w:val="16"/>
+              </w:rPr>
+              <w:t>Conjuguer les verbes en -er à l’imparfait</w:t>
+            </w:r>
+          </w:p>
+        </w:tc>
+      </w:tr>
+      <w:tr>
+        <w:tc>
+          <w:tcPr>
+            <w:tcW w:type="dxa" w:w="3589"/>
+            <w:vAlign w:val="center"/>
+          </w:tcPr>
+          <w:p>
+            <w:r/>
+            <w:r>
+              <w:rPr>
+                <w:b/>
+                <w:sz w:val="16"/>
+              </w:rPr>
+              <w:t>CONJ-P4-03</w:t>
+            </w:r>
+          </w:p>
+        </w:tc>
+        <w:tc>
+          <w:tcPr>
+            <w:tcW w:type="dxa" w:w="3589"/>
+            <w:vAlign w:val="center"/>
+          </w:tcPr>
+          <w:p>
+            <w:r/>
+            <w:r>
+              <w:rPr>
+                <w:b w:val="0"/>
+                <w:sz w:val="16"/>
+              </w:rPr>
+              <w:t>Conjugaison</w:t>
+            </w:r>
+          </w:p>
+        </w:tc>
+        <w:tc>
+          <w:tcPr>
+            <w:tcW w:type="dxa" w:w="3589"/>
+            <w:vAlign w:val="center"/>
+          </w:tcPr>
+          <w:p>
+            <w:r/>
+            <w:r>
+              <w:rPr>
+                <w:b w:val="0"/>
+                <w:sz w:val="16"/>
+              </w:rPr>
+              <w:t>Conjuguer être et avoir à l’imparfait</w:t>
+            </w:r>
+          </w:p>
+        </w:tc>
+      </w:tr>
+      <w:tr>
+        <w:tc>
+          <w:tcPr>
+            <w:tcW w:type="dxa" w:w="3589"/>
+            <w:vAlign w:val="center"/>
+          </w:tcPr>
+          <w:p>
+            <w:r/>
+            <w:r>
+              <w:rPr>
+                <w:b/>
+                <w:sz w:val="16"/>
+              </w:rPr>
+              <w:t>ORT-P4-01</w:t>
+            </w:r>
+          </w:p>
+        </w:tc>
+        <w:tc>
+          <w:tcPr>
+            <w:tcW w:type="dxa" w:w="3589"/>
+            <w:vAlign w:val="center"/>
+          </w:tcPr>
+          <w:p>
+            <w:r/>
+            <w:r>
+              <w:rPr>
+                <w:b w:val="0"/>
+                <w:sz w:val="16"/>
+              </w:rPr>
+              <w:t>Orthographe</w:t>
+            </w:r>
+          </w:p>
+        </w:tc>
+        <w:tc>
+          <w:tcPr>
+            <w:tcW w:type="dxa" w:w="3589"/>
+            <w:vAlign w:val="center"/>
+          </w:tcPr>
+          <w:p>
+            <w:r/>
+            <w:r>
+              <w:rPr>
+                <w:b w:val="0"/>
+                <w:sz w:val="16"/>
+              </w:rPr>
+              <w:t>Consolider les accords dans le groupe nominal</w:t>
+            </w:r>
+          </w:p>
+        </w:tc>
+      </w:tr>
+      <w:tr>
+        <w:tc>
+          <w:tcPr>
+            <w:tcW w:type="dxa" w:w="3589"/>
+            <w:vAlign w:val="center"/>
+          </w:tcPr>
+          <w:p>
+            <w:r/>
+            <w:r>
+              <w:rPr>
+                <w:b/>
+                <w:sz w:val="16"/>
+              </w:rPr>
+              <w:t>ORT-P4-03</w:t>
+            </w:r>
+          </w:p>
+        </w:tc>
+        <w:tc>
+          <w:tcPr>
+            <w:tcW w:type="dxa" w:w="3589"/>
+            <w:vAlign w:val="center"/>
+          </w:tcPr>
+          <w:p>
+            <w:r/>
+            <w:r>
+              <w:rPr>
+                <w:b w:val="0"/>
+                <w:sz w:val="16"/>
+              </w:rPr>
+              <w:t>Orthographe</w:t>
+            </w:r>
+          </w:p>
+        </w:tc>
+        <w:tc>
+          <w:tcPr>
+            <w:tcW w:type="dxa" w:w="3589"/>
+            <w:vAlign w:val="center"/>
+          </w:tcPr>
+          <w:p>
+            <w:r/>
+            <w:r>
+              <w:rPr>
+                <w:b w:val="0"/>
+                <w:sz w:val="16"/>
+              </w:rPr>
+              <w:t>Choisir entre infinitif en -er et participe en -é</w:t>
+            </w:r>
+          </w:p>
+        </w:tc>
+      </w:tr>
+      <w:tr>
+        <w:tc>
+          <w:tcPr>
+            <w:tcW w:type="dxa" w:w="3589"/>
+            <w:vAlign w:val="center"/>
+          </w:tcPr>
+          <w:p>
+            <w:r/>
+            <w:r>
+              <w:rPr>
+                <w:b/>
+                <w:sz w:val="16"/>
+              </w:rPr>
+              <w:t>ORT-P4-04</w:t>
+            </w:r>
+          </w:p>
+        </w:tc>
+        <w:tc>
+          <w:tcPr>
+            <w:tcW w:type="dxa" w:w="3589"/>
+            <w:vAlign w:val="center"/>
+          </w:tcPr>
+          <w:p>
+            <w:r/>
+            <w:r>
+              <w:rPr>
+                <w:b w:val="0"/>
+                <w:sz w:val="16"/>
+              </w:rPr>
+              <w:t>Orthographe</w:t>
+            </w:r>
+          </w:p>
+        </w:tc>
+        <w:tc>
+          <w:tcPr>
+            <w:tcW w:type="dxa" w:w="3589"/>
+            <w:vAlign w:val="center"/>
+          </w:tcPr>
+          <w:p>
+            <w:r/>
+            <w:r>
+              <w:rPr>
+                <w:b w:val="0"/>
+                <w:sz w:val="16"/>
+              </w:rPr>
+              <w:t>Former des pluriels particuliers fréquents</w:t>
+            </w:r>
+          </w:p>
+        </w:tc>
+      </w:tr>
+      <w:tr>
+        <w:tc>
+          <w:tcPr>
+            <w:tcW w:type="dxa" w:w="3589"/>
+            <w:vAlign w:val="center"/>
+          </w:tcPr>
+          <w:p>
+            <w:r/>
+            <w:r>
+              <w:rPr>
+                <w:b/>
+                <w:sz w:val="16"/>
+              </w:rPr>
+              <w:t>VOC-P4-01</w:t>
+            </w:r>
+          </w:p>
+        </w:tc>
+        <w:tc>
+          <w:tcPr>
+            <w:tcW w:type="dxa" w:w="3589"/>
+            <w:vAlign w:val="center"/>
+          </w:tcPr>
+          <w:p>
+            <w:r/>
+            <w:r>
+              <w:rPr>
+                <w:b w:val="0"/>
+                <w:sz w:val="16"/>
+              </w:rPr>
+              <w:t>Vocabulaire</w:t>
+            </w:r>
+          </w:p>
+        </w:tc>
+        <w:tc>
+          <w:tcPr>
+            <w:tcW w:type="dxa" w:w="3589"/>
+            <w:vAlign w:val="center"/>
+          </w:tcPr>
+          <w:p>
+            <w:r/>
+            <w:r>
+              <w:rPr>
+                <w:b w:val="0"/>
+                <w:sz w:val="16"/>
+              </w:rPr>
+              <w:t>Distinguer sens propre et sens figuré</w:t>
+            </w:r>
+          </w:p>
+        </w:tc>
+      </w:tr>
+      <w:tr>
+        <w:tc>
+          <w:tcPr>
+            <w:tcW w:type="dxa" w:w="3589"/>
+            <w:vAlign w:val="center"/>
+          </w:tcPr>
+          <w:p>
+            <w:r/>
+            <w:r>
+              <w:rPr>
+                <w:b/>
+                <w:sz w:val="16"/>
+              </w:rPr>
+              <w:t>VOC-P4-02</w:t>
+            </w:r>
+          </w:p>
+        </w:tc>
+        <w:tc>
+          <w:tcPr>
+            <w:tcW w:type="dxa" w:w="3589"/>
+            <w:vAlign w:val="center"/>
+          </w:tcPr>
+          <w:p>
+            <w:r/>
+            <w:r>
+              <w:rPr>
+                <w:b w:val="0"/>
+                <w:sz w:val="16"/>
+              </w:rPr>
+              <w:t>Vocabulaire</w:t>
+            </w:r>
+          </w:p>
+        </w:tc>
+        <w:tc>
+          <w:tcPr>
+            <w:tcW w:type="dxa" w:w="3589"/>
+            <w:vAlign w:val="center"/>
+          </w:tcPr>
+          <w:p>
+            <w:r/>
+            <w:r>
+              <w:rPr>
+                <w:b w:val="0"/>
+                <w:sz w:val="16"/>
+              </w:rPr>
+              <w:t>Comprendre une expression fréquente</w:t>
+            </w:r>
+          </w:p>
+        </w:tc>
+      </w:tr>
+      <w:tr>
+        <w:tc>
+          <w:tcPr>
+            <w:tcW w:type="dxa" w:w="3589"/>
+            <w:vAlign w:val="center"/>
+          </w:tcPr>
+          <w:p>
+            <w:r/>
+            <w:r>
+              <w:rPr>
+                <w:b/>
+                <w:sz w:val="16"/>
+              </w:rPr>
+              <w:t>VOC-P4-03</w:t>
+            </w:r>
+          </w:p>
+        </w:tc>
+        <w:tc>
+          <w:tcPr>
+            <w:tcW w:type="dxa" w:w="3589"/>
+            <w:vAlign w:val="center"/>
+          </w:tcPr>
+          <w:p>
+            <w:r/>
+            <w:r>
+              <w:rPr>
+                <w:b w:val="0"/>
+                <w:sz w:val="16"/>
+              </w:rPr>
+              <w:t>Vocabulaire</w:t>
+            </w:r>
+          </w:p>
+        </w:tc>
+        <w:tc>
+          <w:tcPr>
+            <w:tcW w:type="dxa" w:w="3589"/>
+            <w:vAlign w:val="center"/>
+          </w:tcPr>
+          <w:p>
+            <w:r/>
+            <w:r>
+              <w:rPr>
+                <w:b w:val="0"/>
+                <w:sz w:val="16"/>
+              </w:rPr>
+              <w:t>Choisir une association de mots fréquente</w:t>
+            </w:r>
+          </w:p>
+        </w:tc>
+      </w:tr>
+      <w:tr>
+        <w:tc>
+          <w:tcPr>
+            <w:tcW w:type="dxa" w:w="3589"/>
+            <w:vAlign w:val="center"/>
+          </w:tcPr>
+          <w:p>
+            <w:r/>
+            <w:r>
+              <w:rPr>
+                <w:b/>
+                <w:sz w:val="16"/>
+              </w:rPr>
+              <w:t>ECR-P4-02</w:t>
+            </w:r>
+          </w:p>
+        </w:tc>
+        <w:tc>
+          <w:tcPr>
+            <w:tcW w:type="dxa" w:w="3589"/>
+            <w:vAlign w:val="center"/>
+          </w:tcPr>
+          <w:p>
+            <w:r/>
+            <w:r>
+              <w:rPr>
+                <w:b w:val="0"/>
+                <w:sz w:val="16"/>
+              </w:rPr>
+              <w:t>Écriture / DRAS</w:t>
+            </w:r>
+          </w:p>
+        </w:tc>
+        <w:tc>
+          <w:tcPr>
+            <w:tcW w:type="dxa" w:w="3589"/>
+            <w:vAlign w:val="center"/>
+          </w:tcPr>
+          <w:p>
+            <w:r/>
+            <w:r>
+              <w:rPr>
+                <w:b w:val="0"/>
+                <w:sz w:val="16"/>
+              </w:rPr>
+              <w:t>Résumer une expérience ou une sortie</w:t>
+            </w:r>
+          </w:p>
+        </w:tc>
+      </w:tr>
+      <w:tr>
+        <w:tc>
+          <w:tcPr>
+            <w:tcW w:type="dxa" w:w="3589"/>
+            <w:vAlign w:val="center"/>
+          </w:tcPr>
+          <w:p>
+            <w:r/>
+            <w:r>
+              <w:rPr>
+                <w:b/>
+                <w:sz w:val="16"/>
+              </w:rPr>
+              <w:t>ECR-P4-05</w:t>
+            </w:r>
+          </w:p>
+        </w:tc>
+        <w:tc>
+          <w:tcPr>
+            <w:tcW w:type="dxa" w:w="3589"/>
+            <w:vAlign w:val="center"/>
+          </w:tcPr>
+          <w:p>
+            <w:r/>
+            <w:r>
+              <w:rPr>
+                <w:b w:val="0"/>
+                <w:sz w:val="16"/>
+              </w:rPr>
+              <w:t>Écriture / DRAS</w:t>
+            </w:r>
+          </w:p>
+        </w:tc>
+        <w:tc>
+          <w:tcPr>
+            <w:tcW w:type="dxa" w:w="3589"/>
+            <w:vAlign w:val="center"/>
+          </w:tcPr>
+          <w:p>
+            <w:r/>
+            <w:r>
+              <w:rPr>
+                <w:b w:val="0"/>
+                <w:sz w:val="16"/>
+              </w:rPr>
+              <w:t>Réviser un texte avec une grille</w:t>
             </w:r>
           </w:p>
         </w:tc>
@@ -1092,255 +2532,79 @@
       <w:r>
         <w:rPr>
           <w:b/>
-          <w:sz w:val="23"/>
         </w:rPr>
-        <w:t>Compétences possibles - à sélectionner avant la passation</w:t>
+        <w:t xml:space="preserve">Écrit / exercice support : </w:t>
+      </w:r>
+      <w:r>
+        <w:t>________________________________________________________________________</w:t>
       </w:r>
     </w:p>
     <w:p>
-      <w:pPr>
-        <w:pStyle w:val="ListBullet"/>
-        <w:spacing w:after="20"/>
-      </w:pPr>
-      <w:r>
-        <w:rPr>
-          <w:b/>
-        </w:rPr>
-        <w:t xml:space="preserve">Code Progressions : __________  </w:t>
-      </w:r>
-      <w:r>
-        <w:t>Identifier les constituants du groupe nominal</w:t>
-      </w:r>
-    </w:p>
-    <w:p>
-      <w:pPr>
-        <w:pStyle w:val="ListBullet"/>
-        <w:spacing w:after="20"/>
-      </w:pPr>
-      <w:r>
-        <w:rPr>
-          <w:b/>
-        </w:rPr>
-        <w:t xml:space="preserve">Code Progressions : __________  </w:t>
-      </w:r>
-      <w:r>
-        <w:t>Identifier le genre et le nombre dans le groupe nominal</w:t>
-      </w:r>
-    </w:p>
-    <w:p>
-      <w:pPr>
-        <w:pStyle w:val="ListBullet"/>
-        <w:spacing w:after="20"/>
-      </w:pPr>
-      <w:r>
-        <w:rPr>
-          <w:b/>
-        </w:rPr>
-        <w:t xml:space="preserve">Code Progressions : __________  </w:t>
-      </w:r>
-      <w:r>
-        <w:t>Enrichir ou réduire un groupe nominal</w:t>
-      </w:r>
-    </w:p>
-    <w:p>
-      <w:pPr>
-        <w:pStyle w:val="ListBullet"/>
-        <w:spacing w:after="20"/>
-      </w:pPr>
-      <w:r>
-        <w:rPr>
-          <w:b/>
-        </w:rPr>
-        <w:t xml:space="preserve">Code Progressions : __________  </w:t>
-      </w:r>
-      <w:r>
-        <w:t>Identifier les verbes au passé composé</w:t>
-      </w:r>
-    </w:p>
-    <w:p>
-      <w:pPr>
-        <w:pStyle w:val="ListBullet"/>
-        <w:spacing w:after="20"/>
-      </w:pPr>
-      <w:r>
-        <w:rPr>
-          <w:b/>
-        </w:rPr>
-        <w:t xml:space="preserve">Code Progressions : __________  </w:t>
-      </w:r>
-      <w:r>
-        <w:t>Conjuguer au passé composé les verbes étudiés au programme</w:t>
-      </w:r>
-    </w:p>
-    <w:p>
-      <w:pPr>
-        <w:pStyle w:val="ListBullet"/>
-        <w:spacing w:after="20"/>
-      </w:pPr>
-      <w:r>
-        <w:rPr>
-          <w:b/>
-        </w:rPr>
-        <w:t xml:space="preserve">Code Progressions : __________  </w:t>
-      </w:r>
-      <w:r>
-        <w:t>Accorder dans le groupe nominal dans les cas étudiés</w:t>
-      </w:r>
-    </w:p>
-    <w:p>
-      <w:pPr>
-        <w:pStyle w:val="ListBullet"/>
-        <w:spacing w:after="20"/>
-      </w:pPr>
-      <w:r>
-        <w:rPr>
-          <w:b/>
-        </w:rPr>
-        <w:t xml:space="preserve">Code Progressions : __________  </w:t>
-      </w:r>
-      <w:r>
-        <w:t>Réinvestir les marques du pluriel étudiées</w:t>
-      </w:r>
-    </w:p>
-    <w:p>
-      <w:pPr>
-        <w:pStyle w:val="ListBullet"/>
-        <w:spacing w:after="20"/>
-      </w:pPr>
-      <w:r>
-        <w:rPr>
-          <w:b/>
-        </w:rPr>
-        <w:t xml:space="preserve">Code Progressions : __________  </w:t>
-      </w:r>
-      <w:r>
-        <w:t>Corriger un court écrit après relecture guidée</w:t>
-      </w:r>
-    </w:p>
-    <w:p>
-      <w:pPr>
-        <w:pStyle w:val="ListBullet"/>
-        <w:spacing w:after="20"/>
-      </w:pPr>
-      <w:r>
-        <w:rPr>
-          <w:b/>
-        </w:rPr>
-        <w:t xml:space="preserve">Code Progressions : __________  </w:t>
-      </w:r>
-      <w:r>
-        <w:t>Comprendre la polysémie d’un mot grâce au contexte</w:t>
-      </w:r>
-    </w:p>
-    <w:p>
-      <w:pPr>
-        <w:pStyle w:val="ListBullet"/>
-        <w:spacing w:after="20"/>
-      </w:pPr>
-      <w:r>
-        <w:rPr>
-          <w:b/>
-        </w:rPr>
-        <w:t xml:space="preserve">Code Progressions : __________  </w:t>
-      </w:r>
-      <w:r>
-        <w:t>Distinguer des niveaux de langue simples</w:t>
-      </w:r>
-    </w:p>
-    <w:p>
-      <w:pPr>
-        <w:pStyle w:val="ListBullet"/>
-        <w:spacing w:after="20"/>
-      </w:pPr>
-      <w:r>
-        <w:rPr>
-          <w:b/>
-        </w:rPr>
-        <w:t xml:space="preserve">Code Progressions : __________  </w:t>
-      </w:r>
-      <w:r>
-        <w:t>Construire et utiliser un réseau lexical</w:t>
-      </w:r>
-    </w:p>
-    <w:p>
-      <w:pPr>
-        <w:pStyle w:val="ListBullet"/>
-        <w:spacing w:after="20"/>
-      </w:pPr>
-      <w:r>
-        <w:rPr>
-          <w:b/>
-        </w:rPr>
-        <w:t xml:space="preserve">Code Progressions : __________  </w:t>
-      </w:r>
-      <w:r>
-        <w:t>Classer des mots selon une échelle d’intensité</w:t>
-      </w:r>
-    </w:p>
-    <w:p>
-      <w:pPr>
-        <w:pStyle w:val="Heading1"/>
-      </w:pPr>
-      <w:r>
-        <w:t>1. Écrit court initial</w:t>
-      </w:r>
-    </w:p>
-    <w:p>
-      <w:r>
-        <w:t>Rédiger un court récit ou une étape de recette en 5 à 7 phrases, puis le réviser avec le DRAS.</w:t>
-      </w:r>
-    </w:p>
-    <w:p>
-      <w:r>
-        <w:t>Consigne définitive : ______________________________________________________________</w:t>
-      </w:r>
-    </w:p>
-    <w:p>
-      <w:pPr>
-        <w:spacing w:after="40"/>
-      </w:pPr>
       <w:r>
         <w:t>________________________________________________________________________________</w:t>
       </w:r>
     </w:p>
     <w:p>
-      <w:pPr>
-        <w:spacing w:after="40"/>
-      </w:pPr>
       <w:r>
         <w:t>________________________________________________________________________________</w:t>
       </w:r>
     </w:p>
     <w:p>
-      <w:pPr>
-        <w:spacing w:after="40"/>
-      </w:pPr>
       <w:r>
         <w:t>________________________________________________________________________________</w:t>
       </w:r>
     </w:p>
     <w:p>
-      <w:pPr>
-        <w:spacing w:after="40"/>
-      </w:pPr>
       <w:r>
         <w:t>________________________________________________________________________________</w:t>
       </w:r>
     </w:p>
     <w:p>
-      <w:pPr>
-        <w:spacing w:after="40"/>
-      </w:pPr>
       <w:r>
-        <w:t>________________________________________________________________________________</w:t>
+        <w:rPr>
+          <w:b/>
+        </w:rPr>
+        <w:t xml:space="preserve">DRAS — transformations utiles : </w:t>
+      </w:r>
+      <w:r>
+        <w:t>Déplacer · Remplacer · Ajouter · Supprimer</w:t>
       </w:r>
     </w:p>
     <w:p>
-      <w:pPr>
-        <w:pStyle w:val="Heading1"/>
-      </w:pPr>
       <w:r>
-        <w:t>2. Je manipule avec le DRAS</w:t>
+        <w:t>☐ J’ai relu la consigne.   ☐ J’ai vérifié les verbes.   ☐ J’ai vérifié les accords.   ☐ J’ai amélioré mon texte.</w:t>
+      </w:r>
+    </w:p>
+    <w:p>
+      <w:r>
+        <w:br w:type="page"/>
+      </w:r>
+    </w:p>
+    <w:p>
+      <w:r>
+        <w:rPr>
+          <w:b/>
+          <w:sz w:val="28"/>
+        </w:rPr>
+        <w:t>P5 — Période 5 — Réinvestissement, temps du passé et révision autonome</w:t>
+      </w:r>
+    </w:p>
+    <w:p>
+      <w:r>
+        <w:t>Nom : ________________________________    Date : ____ / ____ / ______</w:t>
+      </w:r>
+    </w:p>
+    <w:p>
+      <w:r>
+        <w:t>Situation d’écriture support : Rédiger un texte organisé en paragraphes, puis le réviser et le publier après amélioration avec le DRAS.</w:t>
+      </w:r>
+    </w:p>
+    <w:p>
+      <w:r>
+        <w:rPr>
+          <w:b/>
+        </w:rPr>
+        <w:t>Compétences évaluées</w:t>
       </w:r>
     </w:p>
     <w:tbl>
@@ -1351,15 +2615,67 @@
         <w:tblLook w:firstColumn="1" w:firstRow="1" w:lastColumn="0" w:lastRow="0" w:noHBand="0" w:noVBand="1" w:val="04A0"/>
       </w:tblPr>
       <w:tblGrid>
-        <w:gridCol w:w="3513"/>
-        <w:gridCol w:w="3513"/>
-        <w:gridCol w:w="3513"/>
+        <w:gridCol w:w="3589"/>
+        <w:gridCol w:w="3589"/>
+        <w:gridCol w:w="3589"/>
       </w:tblGrid>
       <w:tr>
         <w:tc>
           <w:tcPr>
-            <w:tcW w:type="dxa" w:w="3513"/>
-            <w:shd w:fill="D9EAF7"/>
+            <w:tcW w:type="dxa" w:w="3589"/>
+            <w:vAlign w:val="center"/>
+            <w:shd w:fill="D9EAD3"/>
+          </w:tcPr>
+          <w:p>
+            <w:r/>
+            <w:r>
+              <w:rPr>
+                <w:b/>
+                <w:sz w:val="16"/>
+              </w:rPr>
+              <w:t>Code</w:t>
+            </w:r>
+          </w:p>
+        </w:tc>
+        <w:tc>
+          <w:tcPr>
+            <w:tcW w:type="dxa" w:w="3589"/>
+            <w:vAlign w:val="center"/>
+            <w:shd w:fill="D9EAD3"/>
+          </w:tcPr>
+          <w:p>
+            <w:r/>
+            <w:r>
+              <w:rPr>
+                <w:b/>
+                <w:sz w:val="16"/>
+              </w:rPr>
+              <w:t>Domaine</w:t>
+            </w:r>
+          </w:p>
+        </w:tc>
+        <w:tc>
+          <w:tcPr>
+            <w:tcW w:type="dxa" w:w="3589"/>
+            <w:vAlign w:val="center"/>
+            <w:shd w:fill="D9EAD3"/>
+          </w:tcPr>
+          <w:p>
+            <w:r/>
+            <w:r>
+              <w:rPr>
+                <w:b/>
+                <w:sz w:val="16"/>
+              </w:rPr>
+              <w:t>Compétence</w:t>
+            </w:r>
+          </w:p>
+        </w:tc>
+      </w:tr>
+      <w:tr>
+        <w:tc>
+          <w:tcPr>
+            <w:tcW w:type="dxa" w:w="3589"/>
             <w:vAlign w:val="center"/>
           </w:tcPr>
           <w:p>
@@ -1367,16 +2683,49 @@
             <w:r>
               <w:rPr>
                 <w:b/>
-                <w:sz w:val="20"/>
+                <w:sz w:val="16"/>
               </w:rPr>
-              <w:t>Geste</w:t>
+              <w:t>GRA-P5-01</w:t>
             </w:r>
           </w:p>
         </w:tc>
         <w:tc>
           <w:tcPr>
-            <w:tcW w:type="dxa" w:w="3513"/>
-            <w:shd w:fill="D9EAF7"/>
+            <w:tcW w:type="dxa" w:w="3589"/>
+            <w:vAlign w:val="center"/>
+          </w:tcPr>
+          <w:p>
+            <w:r/>
+            <w:r>
+              <w:rPr>
+                <w:b w:val="0"/>
+                <w:sz w:val="16"/>
+              </w:rPr>
+              <w:t>Grammaire</w:t>
+            </w:r>
+          </w:p>
+        </w:tc>
+        <w:tc>
+          <w:tcPr>
+            <w:tcW w:type="dxa" w:w="3589"/>
+            <w:vAlign w:val="center"/>
+          </w:tcPr>
+          <w:p>
+            <w:r/>
+            <w:r>
+              <w:rPr>
+                <w:b w:val="0"/>
+                <w:sz w:val="16"/>
+              </w:rPr>
+              <w:t>Analyser une phrase simple</w:t>
+            </w:r>
+          </w:p>
+        </w:tc>
+      </w:tr>
+      <w:tr>
+        <w:tc>
+          <w:tcPr>
+            <w:tcW w:type="dxa" w:w="3589"/>
             <w:vAlign w:val="center"/>
           </w:tcPr>
           <w:p>
@@ -1384,16 +2733,49 @@
             <w:r>
               <w:rPr>
                 <w:b/>
-                <w:sz w:val="20"/>
+                <w:sz w:val="16"/>
               </w:rPr>
-              <w:t>Consigne à adapter</w:t>
+              <w:t>GRA-P5-02</w:t>
             </w:r>
           </w:p>
         </w:tc>
         <w:tc>
           <w:tcPr>
-            <w:tcW w:type="dxa" w:w="3513"/>
-            <w:shd w:fill="D9EAF7"/>
+            <w:tcW w:type="dxa" w:w="3589"/>
+            <w:vAlign w:val="center"/>
+          </w:tcPr>
+          <w:p>
+            <w:r/>
+            <w:r>
+              <w:rPr>
+                <w:b w:val="0"/>
+                <w:sz w:val="16"/>
+              </w:rPr>
+              <w:t>Grammaire</w:t>
+            </w:r>
+          </w:p>
+        </w:tc>
+        <w:tc>
+          <w:tcPr>
+            <w:tcW w:type="dxa" w:w="3589"/>
+            <w:vAlign w:val="center"/>
+          </w:tcPr>
+          <w:p>
+            <w:r/>
+            <w:r>
+              <w:rPr>
+                <w:b w:val="0"/>
+                <w:sz w:val="16"/>
+              </w:rPr>
+              <w:t>Reconnaître les classes de mots étudiées</w:t>
+            </w:r>
+          </w:p>
+        </w:tc>
+      </w:tr>
+      <w:tr>
+        <w:tc>
+          <w:tcPr>
+            <w:tcW w:type="dxa" w:w="3589"/>
             <w:vAlign w:val="center"/>
           </w:tcPr>
           <w:p>
@@ -1401,20 +2783,49 @@
             <w:r>
               <w:rPr>
                 <w:b/>
-                <w:sz w:val="20"/>
+                <w:sz w:val="16"/>
               </w:rPr>
-              <w:t>Ma transformation</w:t>
+              <w:t>GRA-P5-03</w:t>
+            </w:r>
+          </w:p>
+        </w:tc>
+        <w:tc>
+          <w:tcPr>
+            <w:tcW w:type="dxa" w:w="3589"/>
+            <w:vAlign w:val="center"/>
+          </w:tcPr>
+          <w:p>
+            <w:r/>
+            <w:r>
+              <w:rPr>
+                <w:b w:val="0"/>
+                <w:sz w:val="16"/>
+              </w:rPr>
+              <w:t>Grammaire</w:t>
+            </w:r>
+          </w:p>
+        </w:tc>
+        <w:tc>
+          <w:tcPr>
+            <w:tcW w:type="dxa" w:w="3589"/>
+            <w:vAlign w:val="center"/>
+          </w:tcPr>
+          <w:p>
+            <w:r/>
+            <w:r>
+              <w:rPr>
+                <w:b w:val="0"/>
+                <w:sz w:val="16"/>
+              </w:rPr>
+              <w:t>Enrichir ou réduire une phrase</w:t>
             </w:r>
           </w:p>
         </w:tc>
       </w:tr>
       <w:tr>
-        <w:trPr>
-          <w:trHeight w:val="1247"/>
-        </w:trPr>
         <w:tc>
           <w:tcPr>
-            <w:tcW w:type="dxa" w:w="3513"/>
+            <w:tcW w:type="dxa" w:w="3589"/>
             <w:vAlign w:val="center"/>
           </w:tcPr>
           <w:p>
@@ -1422,15 +2833,15 @@
             <w:r>
               <w:rPr>
                 <w:b/>
-                <w:sz w:val="20"/>
+                <w:sz w:val="16"/>
               </w:rPr>
-              <w:t>D - Déplacer</w:t>
+              <w:t>CONJ-P5-01</w:t>
             </w:r>
           </w:p>
         </w:tc>
         <w:tc>
           <w:tcPr>
-            <w:tcW w:type="dxa" w:w="3513"/>
+            <w:tcW w:type="dxa" w:w="3589"/>
             <w:vAlign w:val="center"/>
           </w:tcPr>
           <w:p>
@@ -1438,15 +2849,15 @@
             <w:r>
               <w:rPr>
                 <w:b w:val="0"/>
-                <w:sz w:val="19"/>
+                <w:sz w:val="16"/>
               </w:rPr>
-              <w:t>Déplacer un groupe pour améliorer l’enchaînement</w:t>
+              <w:t>Conjugaison</w:t>
             </w:r>
           </w:p>
         </w:tc>
         <w:tc>
           <w:tcPr>
-            <w:tcW w:type="dxa" w:w="3513"/>
+            <w:tcW w:type="dxa" w:w="3589"/>
             <w:vAlign w:val="center"/>
           </w:tcPr>
           <w:p>
@@ -1454,19 +2865,17 @@
             <w:r>
               <w:rPr>
                 <w:b w:val="0"/>
-                <w:sz w:val="19"/>
+                <w:sz w:val="16"/>
               </w:rPr>
+              <w:t>Identifier le passé composé</w:t>
             </w:r>
           </w:p>
         </w:tc>
       </w:tr>
       <w:tr>
-        <w:trPr>
-          <w:trHeight w:val="1247"/>
-        </w:trPr>
         <w:tc>
           <w:tcPr>
-            <w:tcW w:type="dxa" w:w="3513"/>
+            <w:tcW w:type="dxa" w:w="3589"/>
             <w:vAlign w:val="center"/>
           </w:tcPr>
           <w:p>
@@ -1474,15 +2883,15 @@
             <w:r>
               <w:rPr>
                 <w:b/>
-                <w:sz w:val="20"/>
+                <w:sz w:val="16"/>
               </w:rPr>
-              <w:t>R - Remplacer</w:t>
+              <w:t>CONJ-P5-02</w:t>
             </w:r>
           </w:p>
         </w:tc>
         <w:tc>
           <w:tcPr>
-            <w:tcW w:type="dxa" w:w="3513"/>
+            <w:tcW w:type="dxa" w:w="3589"/>
             <w:vAlign w:val="center"/>
           </w:tcPr>
           <w:p>
@@ -1490,15 +2899,15 @@
             <w:r>
               <w:rPr>
                 <w:b w:val="0"/>
-                <w:sz w:val="19"/>
+                <w:sz w:val="16"/>
               </w:rPr>
-              <w:t>Remplacer un mot vague ou d’un niveau de langue inadapté</w:t>
+              <w:t>Conjugaison</w:t>
             </w:r>
           </w:p>
         </w:tc>
         <w:tc>
           <w:tcPr>
-            <w:tcW w:type="dxa" w:w="3513"/>
+            <w:tcW w:type="dxa" w:w="3589"/>
             <w:vAlign w:val="center"/>
           </w:tcPr>
           <w:p>
@@ -1506,19 +2915,17 @@
             <w:r>
               <w:rPr>
                 <w:b w:val="0"/>
-                <w:sz w:val="19"/>
+                <w:sz w:val="16"/>
               </w:rPr>
+              <w:t>Conjuguer les verbes en -er au passé composé</w:t>
             </w:r>
           </w:p>
         </w:tc>
       </w:tr>
       <w:tr>
-        <w:trPr>
-          <w:trHeight w:val="1247"/>
-        </w:trPr>
         <w:tc>
           <w:tcPr>
-            <w:tcW w:type="dxa" w:w="3513"/>
+            <w:tcW w:type="dxa" w:w="3589"/>
             <w:vAlign w:val="center"/>
           </w:tcPr>
           <w:p>
@@ -1526,15 +2933,15 @@
             <w:r>
               <w:rPr>
                 <w:b/>
-                <w:sz w:val="20"/>
+                <w:sz w:val="16"/>
               </w:rPr>
-              <w:t>A - Ajouter</w:t>
+              <w:t>CONJ-P5-03</w:t>
             </w:r>
           </w:p>
         </w:tc>
         <w:tc>
           <w:tcPr>
-            <w:tcW w:type="dxa" w:w="3513"/>
+            <w:tcW w:type="dxa" w:w="3589"/>
             <w:vAlign w:val="center"/>
           </w:tcPr>
           <w:p>
@@ -1542,15 +2949,15 @@
             <w:r>
               <w:rPr>
                 <w:b w:val="0"/>
-                <w:sz w:val="19"/>
+                <w:sz w:val="16"/>
               </w:rPr>
-              <w:t>Ajouter une précision ou un connecteur</w:t>
+              <w:t>Conjugaison</w:t>
             </w:r>
           </w:p>
         </w:tc>
         <w:tc>
           <w:tcPr>
-            <w:tcW w:type="dxa" w:w="3513"/>
+            <w:tcW w:type="dxa" w:w="3589"/>
             <w:vAlign w:val="center"/>
           </w:tcPr>
           <w:p>
@@ -1558,19 +2965,17 @@
             <w:r>
               <w:rPr>
                 <w:b w:val="0"/>
-                <w:sz w:val="19"/>
+                <w:sz w:val="16"/>
               </w:rPr>
+              <w:t>Choisir entre imparfait et passé composé</w:t>
             </w:r>
           </w:p>
         </w:tc>
       </w:tr>
       <w:tr>
-        <w:trPr>
-          <w:trHeight w:val="1247"/>
-        </w:trPr>
         <w:tc>
           <w:tcPr>
-            <w:tcW w:type="dxa" w:w="3513"/>
+            <w:tcW w:type="dxa" w:w="3589"/>
             <w:vAlign w:val="center"/>
           </w:tcPr>
           <w:p>
@@ -1578,15 +2983,15 @@
             <w:r>
               <w:rPr>
                 <w:b/>
-                <w:sz w:val="20"/>
+                <w:sz w:val="16"/>
               </w:rPr>
-              <w:t>S - Supprimer</w:t>
+              <w:t>ORT-P5-01</w:t>
             </w:r>
           </w:p>
         </w:tc>
         <w:tc>
           <w:tcPr>
-            <w:tcW w:type="dxa" w:w="3513"/>
+            <w:tcW w:type="dxa" w:w="3589"/>
             <w:vAlign w:val="center"/>
           </w:tcPr>
           <w:p>
@@ -1594,15 +2999,15 @@
             <w:r>
               <w:rPr>
                 <w:b w:val="0"/>
-                <w:sz w:val="19"/>
+                <w:sz w:val="16"/>
               </w:rPr>
-              <w:t>Supprimer une répétition</w:t>
+              <w:t>Orthographe</w:t>
             </w:r>
           </w:p>
         </w:tc>
         <w:tc>
           <w:tcPr>
-            <w:tcW w:type="dxa" w:w="3513"/>
+            <w:tcW w:type="dxa" w:w="3589"/>
             <w:vAlign w:val="center"/>
           </w:tcPr>
           <w:p>
@@ -1610,301 +3015,33 @@
             <w:r>
               <w:rPr>
                 <w:b w:val="0"/>
-                <w:sz w:val="19"/>
+                <w:sz w:val="16"/>
               </w:rPr>
+              <w:t>Accorder le sujet et le verbe</w:t>
             </w:r>
           </w:p>
         </w:tc>
       </w:tr>
-    </w:tbl>
-    <w:p>
-      <w:pPr>
-        <w:pStyle w:val="Heading1"/>
-      </w:pPr>
-      <w:r>
-        <w:t>3. Exercices ciblés à choisir</w:t>
-      </w:r>
-    </w:p>
-    <w:p>
-      <w:r>
-        <w:t>Ajouter seulement les micro-exercices nécessaires pour recueillir un indice fiable sur une compétence qui ne peut pas être suffisamment observée dans l’écrit.</w:t>
-      </w:r>
-    </w:p>
-    <w:p>
-      <w:r>
-        <w:rPr>
-          <w:b/>
-        </w:rPr>
-        <w:t xml:space="preserve">Grammaire : </w:t>
-      </w:r>
-      <w:r>
-        <w:t>________________________________________________________________________</w:t>
-      </w:r>
-    </w:p>
-    <w:p>
-      <w:r>
-        <w:t>Exercice / consigne : ______________________________________________________________</w:t>
-      </w:r>
-    </w:p>
-    <w:p>
-      <w:pPr>
-        <w:spacing w:after="40"/>
-      </w:pPr>
-      <w:r>
-        <w:t>________________________________________________________________________________</w:t>
-      </w:r>
-    </w:p>
-    <w:p>
-      <w:pPr>
-        <w:spacing w:after="40"/>
-      </w:pPr>
-      <w:r>
-        <w:t>________________________________________________________________________________</w:t>
-      </w:r>
-    </w:p>
-    <w:p>
-      <w:r>
-        <w:rPr>
-          <w:b/>
-        </w:rPr>
-        <w:t xml:space="preserve">Conjugaison : </w:t>
-      </w:r>
-      <w:r>
-        <w:t>________________________________________________________________________</w:t>
-      </w:r>
-    </w:p>
-    <w:p>
-      <w:r>
-        <w:t>Exercice / consigne : ______________________________________________________________</w:t>
-      </w:r>
-    </w:p>
-    <w:p>
-      <w:pPr>
-        <w:spacing w:after="40"/>
-      </w:pPr>
-      <w:r>
-        <w:t>________________________________________________________________________________</w:t>
-      </w:r>
-    </w:p>
-    <w:p>
-      <w:pPr>
-        <w:spacing w:after="40"/>
-      </w:pPr>
-      <w:r>
-        <w:t>________________________________________________________________________________</w:t>
-      </w:r>
-    </w:p>
-    <w:p>
-      <w:r>
-        <w:rPr>
-          <w:b/>
-        </w:rPr>
-        <w:t xml:space="preserve">Orthographe : </w:t>
-      </w:r>
-      <w:r>
-        <w:t>________________________________________________________________________</w:t>
-      </w:r>
-    </w:p>
-    <w:p>
-      <w:r>
-        <w:t>Exercice / consigne : ______________________________________________________________</w:t>
-      </w:r>
-    </w:p>
-    <w:p>
-      <w:pPr>
-        <w:spacing w:after="40"/>
-      </w:pPr>
-      <w:r>
-        <w:t>________________________________________________________________________________</w:t>
-      </w:r>
-    </w:p>
-    <w:p>
-      <w:pPr>
-        <w:spacing w:after="40"/>
-      </w:pPr>
-      <w:r>
-        <w:t>________________________________________________________________________________</w:t>
-      </w:r>
-    </w:p>
-    <w:p>
-      <w:r>
-        <w:rPr>
-          <w:b/>
-        </w:rPr>
-        <w:t xml:space="preserve">Vocabulaire : </w:t>
-      </w:r>
-      <w:r>
-        <w:t>________________________________________________________________________</w:t>
-      </w:r>
-    </w:p>
-    <w:p>
-      <w:r>
-        <w:t>Exercice / consigne : ______________________________________________________________</w:t>
-      </w:r>
-    </w:p>
-    <w:p>
-      <w:pPr>
-        <w:spacing w:after="40"/>
-      </w:pPr>
-      <w:r>
-        <w:t>________________________________________________________________________________</w:t>
-      </w:r>
-    </w:p>
-    <w:p>
-      <w:pPr>
-        <w:spacing w:after="40"/>
-      </w:pPr>
-      <w:r>
-        <w:t>________________________________________________________________________________</w:t>
-      </w:r>
-    </w:p>
-    <w:p>
-      <w:pPr>
-        <w:pStyle w:val="Heading1"/>
-      </w:pPr>
-      <w:r>
-        <w:t>4. Ma version finale</w:t>
-      </w:r>
-    </w:p>
-    <w:p>
-      <w:pPr>
-        <w:spacing w:after="40"/>
-      </w:pPr>
-      <w:r>
-        <w:t>________________________________________________________________________________</w:t>
-      </w:r>
-    </w:p>
-    <w:p>
-      <w:pPr>
-        <w:spacing w:after="40"/>
-      </w:pPr>
-      <w:r>
-        <w:t>________________________________________________________________________________</w:t>
-      </w:r>
-    </w:p>
-    <w:p>
-      <w:pPr>
-        <w:spacing w:after="40"/>
-      </w:pPr>
-      <w:r>
-        <w:t>________________________________________________________________________________</w:t>
-      </w:r>
-    </w:p>
-    <w:p>
-      <w:pPr>
-        <w:spacing w:after="40"/>
-      </w:pPr>
-      <w:r>
-        <w:t>________________________________________________________________________________</w:t>
-      </w:r>
-    </w:p>
-    <w:p>
-      <w:pPr>
-        <w:spacing w:after="40"/>
-      </w:pPr>
-      <w:r>
-        <w:t>________________________________________________________________________________</w:t>
-      </w:r>
-    </w:p>
-    <w:p>
-      <w:pPr>
-        <w:spacing w:after="40"/>
-      </w:pPr>
-      <w:r>
-        <w:t>________________________________________________________________________________</w:t>
-      </w:r>
-    </w:p>
-    <w:p>
-      <w:pPr>
-        <w:spacing w:after="40"/>
-      </w:pPr>
-      <w:r>
-        <w:t>________________________________________________________________________________</w:t>
-      </w:r>
-    </w:p>
-    <w:p>
-      <w:pPr>
-        <w:pStyle w:val="Heading1"/>
-      </w:pPr>
-      <w:r>
-        <w:t>5. Ma relecture</w:t>
-      </w:r>
-    </w:p>
-    <w:p>
-      <w:r>
-        <w:t>☐ J’ai vérifié les majuscules et la ponctuation.</w:t>
-      </w:r>
-    </w:p>
-    <w:p>
-      <w:r>
-        <w:t>☐ J’ai vérifié les verbes et leurs sujets.</w:t>
-      </w:r>
-    </w:p>
-    <w:p>
-      <w:r>
-        <w:t>☐ J’ai vérifié les accords déjà étudiés.</w:t>
-      </w:r>
-    </w:p>
-    <w:p>
-      <w:r>
-        <w:t>☐ J’ai réutilisé des mots du corpus.</w:t>
-      </w:r>
-    </w:p>
-    <w:p>
-      <w:r>
-        <w:t>☐ J’ai effectué au moins deux transformations DRAS utiles.</w:t>
-      </w:r>
-    </w:p>
-    <w:p>
-      <w:r>
-        <w:t>Autre critère à ajouter : ☐ ________________________________________________________</w:t>
-      </w:r>
-    </w:p>
-    <w:p>
-      <w:r>
-        <w:br w:type="page"/>
-      </w:r>
-    </w:p>
-    <w:p>
-      <w:pPr>
-        <w:jc w:val="center"/>
-      </w:pPr>
-      <w:r>
-        <w:rPr>
-          <w:b/>
-          <w:sz w:val="36"/>
-        </w:rPr>
-        <w:t>ÉVALUATION DE FRANÇAIS - P4</w:t>
-      </w:r>
-    </w:p>
-    <w:p>
-      <w:pPr>
-        <w:jc w:val="center"/>
-      </w:pPr>
-      <w:r>
-        <w:rPr>
-          <w:i/>
-          <w:sz w:val="21"/>
-        </w:rPr>
-        <w:t>Matrice élève modifiable : Transformer une phrase et employer les expressions</w:t>
-      </w:r>
-    </w:p>
-    <w:tbl>
-      <w:tblPr>
-        <w:tblStyle w:val="TableGrid"/>
-        <w:tblW w:type="auto" w:w="0"/>
-        <w:jc w:val="center"/>
-        <w:tblLook w:firstColumn="1" w:firstRow="1" w:lastColumn="0" w:lastRow="0" w:noHBand="0" w:noVBand="1" w:val="04A0"/>
-      </w:tblPr>
-      <w:tblGrid>
-        <w:gridCol w:w="3513"/>
-        <w:gridCol w:w="3513"/>
-        <w:gridCol w:w="3513"/>
-      </w:tblGrid>
       <w:tr>
         <w:tc>
           <w:tcPr>
-            <w:tcW w:type="dxa" w:w="3513"/>
+            <w:tcW w:type="dxa" w:w="3589"/>
+            <w:vAlign w:val="center"/>
+          </w:tcPr>
+          <w:p>
+            <w:r/>
+            <w:r>
+              <w:rPr>
+                <w:b/>
+                <w:sz w:val="16"/>
+              </w:rPr>
+              <w:t>ORT-P5-02</w:t>
+            </w:r>
+          </w:p>
+        </w:tc>
+        <w:tc>
+          <w:tcPr>
+            <w:tcW w:type="dxa" w:w="3589"/>
             <w:vAlign w:val="center"/>
           </w:tcPr>
           <w:p>
@@ -1912,15 +3049,15 @@
             <w:r>
               <w:rPr>
                 <w:b w:val="0"/>
-                <w:sz w:val="20"/>
+                <w:sz w:val="16"/>
               </w:rPr>
-              <w:t>Prénom : ____________________</w:t>
+              <w:t>Orthographe</w:t>
             </w:r>
           </w:p>
         </w:tc>
         <w:tc>
           <w:tcPr>
-            <w:tcW w:type="dxa" w:w="3513"/>
+            <w:tcW w:type="dxa" w:w="3589"/>
             <w:vAlign w:val="center"/>
           </w:tcPr>
           <w:p>
@@ -1928,15 +3065,33 @@
             <w:r>
               <w:rPr>
                 <w:b w:val="0"/>
-                <w:sz w:val="20"/>
+                <w:sz w:val="16"/>
               </w:rPr>
-              <w:t>Date : ____________________</w:t>
+              <w:t>Réaliser les accords dans la phrase</w:t>
+            </w:r>
+          </w:p>
+        </w:tc>
+      </w:tr>
+      <w:tr>
+        <w:tc>
+          <w:tcPr>
+            <w:tcW w:type="dxa" w:w="3589"/>
+            <w:vAlign w:val="center"/>
+          </w:tcPr>
+          <w:p>
+            <w:r/>
+            <w:r>
+              <w:rPr>
+                <w:b/>
+                <w:sz w:val="16"/>
+              </w:rPr>
+              <w:t>ORT-P5-05</w:t>
             </w:r>
           </w:p>
         </w:tc>
         <w:tc>
           <w:tcPr>
-            <w:tcW w:type="dxa" w:w="3513"/>
+            <w:tcW w:type="dxa" w:w="3589"/>
             <w:vAlign w:val="center"/>
           </w:tcPr>
           <w:p>
@@ -1944,30 +3099,33 @@
             <w:r>
               <w:rPr>
                 <w:b w:val="0"/>
-                <w:sz w:val="20"/>
+                <w:sz w:val="16"/>
               </w:rPr>
-              <w:t>Période : ______</w:t>
+              <w:t>Orthographe</w:t>
+            </w:r>
+          </w:p>
+        </w:tc>
+        <w:tc>
+          <w:tcPr>
+            <w:tcW w:type="dxa" w:w="3589"/>
+            <w:vAlign w:val="center"/>
+          </w:tcPr>
+          <w:p>
+            <w:r/>
+            <w:r>
+              <w:rPr>
+                <w:b w:val="0"/>
+                <w:sz w:val="16"/>
+              </w:rPr>
+              <w:t>Relire une dictée de manière méthodique</w:t>
             </w:r>
           </w:p>
         </w:tc>
       </w:tr>
-    </w:tbl>
-    <w:p/>
-    <w:tbl>
-      <w:tblPr>
-        <w:tblStyle w:val="TableGrid"/>
-        <w:tblW w:type="auto" w:w="0"/>
-        <w:jc w:val="center"/>
-        <w:tblLook w:firstColumn="1" w:firstRow="1" w:lastColumn="0" w:lastRow="0" w:noHBand="0" w:noVBand="1" w:val="04A0"/>
-      </w:tblPr>
-      <w:tblGrid>
-        <w:gridCol w:w="10540"/>
-      </w:tblGrid>
       <w:tr>
         <w:tc>
           <w:tcPr>
-            <w:tcW w:type="dxa" w:w="10540"/>
-            <w:shd w:fill="D9EAD3"/>
+            <w:tcW w:type="dxa" w:w="3589"/>
             <w:vAlign w:val="center"/>
           </w:tcPr>
           <w:p>
@@ -1975,9 +3133,41 @@
             <w:r>
               <w:rPr>
                 <w:b/>
-                <w:sz w:val="22"/>
+                <w:sz w:val="16"/>
               </w:rPr>
-              <w:t>Situation de départ</w:t>
+              <w:t>VOC-P5-01</w:t>
+            </w:r>
+          </w:p>
+        </w:tc>
+        <w:tc>
+          <w:tcPr>
+            <w:tcW w:type="dxa" w:w="3589"/>
+            <w:vAlign w:val="center"/>
+          </w:tcPr>
+          <w:p>
+            <w:r/>
+            <w:r>
+              <w:rPr>
+                <w:b w:val="0"/>
+                <w:sz w:val="16"/>
+              </w:rPr>
+              <w:t>Vocabulaire</w:t>
+            </w:r>
+          </w:p>
+        </w:tc>
+        <w:tc>
+          <w:tcPr>
+            <w:tcW w:type="dxa" w:w="3589"/>
+            <w:vAlign w:val="center"/>
+          </w:tcPr>
+          <w:p>
+            <w:r/>
+            <w:r>
+              <w:rPr>
+                <w:b w:val="0"/>
+                <w:sz w:val="16"/>
+              </w:rPr>
+              <w:t>Réinvestir un réseau lexical</w:t>
             </w:r>
           </w:p>
         </w:tc>
@@ -1985,7 +3175,23 @@
       <w:tr>
         <w:tc>
           <w:tcPr>
-            <w:tcW w:type="dxa" w:w="10540"/>
+            <w:tcW w:type="dxa" w:w="3589"/>
+            <w:vAlign w:val="center"/>
+          </w:tcPr>
+          <w:p>
+            <w:r/>
+            <w:r>
+              <w:rPr>
+                <w:b/>
+                <w:sz w:val="16"/>
+              </w:rPr>
+              <w:t>VOC-P5-02</w:t>
+            </w:r>
+          </w:p>
+        </w:tc>
+        <w:tc>
+          <w:tcPr>
+            <w:tcW w:type="dxa" w:w="3589"/>
             <w:vAlign w:val="center"/>
           </w:tcPr>
           <w:p>
@@ -1993,14 +3199,175 @@
             <w:r>
               <w:rPr>
                 <w:b w:val="0"/>
-                <w:sz w:val="20"/>
+                <w:sz w:val="16"/>
               </w:rPr>
-              <w:t>L’EPS, les règles et les scènes d’action</w:t>
-              <w:br/>
-              <w:t>Corpus principal suggéré : EPS, lutte, judo ou natation. Corpus secondaires possibles : parties du corps, matériel, actions et expressions.</w:t>
-              <w:br/>
-              <w:br/>
-              <w:t>Support à remplacer ou à compléter : image, phrase, court texte, liste de mots, production d’élève anonymisée.</w:t>
+              <w:t>Vocabulaire</w:t>
+            </w:r>
+          </w:p>
+        </w:tc>
+        <w:tc>
+          <w:tcPr>
+            <w:tcW w:type="dxa" w:w="3589"/>
+            <w:vAlign w:val="center"/>
+          </w:tcPr>
+          <w:p>
+            <w:r/>
+            <w:r>
+              <w:rPr>
+                <w:b w:val="0"/>
+                <w:sz w:val="16"/>
+              </w:rPr>
+              <w:t>Utiliser la morphologie pour comprendre un mot</w:t>
+            </w:r>
+          </w:p>
+        </w:tc>
+      </w:tr>
+      <w:tr>
+        <w:tc>
+          <w:tcPr>
+            <w:tcW w:type="dxa" w:w="3589"/>
+            <w:vAlign w:val="center"/>
+          </w:tcPr>
+          <w:p>
+            <w:r/>
+            <w:r>
+              <w:rPr>
+                <w:b/>
+                <w:sz w:val="16"/>
+              </w:rPr>
+              <w:t>VOC-P5-03</w:t>
+            </w:r>
+          </w:p>
+        </w:tc>
+        <w:tc>
+          <w:tcPr>
+            <w:tcW w:type="dxa" w:w="3589"/>
+            <w:vAlign w:val="center"/>
+          </w:tcPr>
+          <w:p>
+            <w:r/>
+            <w:r>
+              <w:rPr>
+                <w:b w:val="0"/>
+                <w:sz w:val="16"/>
+              </w:rPr>
+              <w:t>Vocabulaire</w:t>
+            </w:r>
+          </w:p>
+        </w:tc>
+        <w:tc>
+          <w:tcPr>
+            <w:tcW w:type="dxa" w:w="3589"/>
+            <w:vAlign w:val="center"/>
+          </w:tcPr>
+          <w:p>
+            <w:r/>
+            <w:r>
+              <w:rPr>
+                <w:b w:val="0"/>
+                <w:sz w:val="16"/>
+              </w:rPr>
+              <w:t>Catégoriser des mots</w:t>
+            </w:r>
+          </w:p>
+        </w:tc>
+      </w:tr>
+      <w:tr>
+        <w:tc>
+          <w:tcPr>
+            <w:tcW w:type="dxa" w:w="3589"/>
+            <w:vAlign w:val="center"/>
+          </w:tcPr>
+          <w:p>
+            <w:r/>
+            <w:r>
+              <w:rPr>
+                <w:b/>
+                <w:sz w:val="16"/>
+              </w:rPr>
+              <w:t>ECR-P5-03</w:t>
+            </w:r>
+          </w:p>
+        </w:tc>
+        <w:tc>
+          <w:tcPr>
+            <w:tcW w:type="dxa" w:w="3589"/>
+            <w:vAlign w:val="center"/>
+          </w:tcPr>
+          <w:p>
+            <w:r/>
+            <w:r>
+              <w:rPr>
+                <w:b w:val="0"/>
+                <w:sz w:val="16"/>
+              </w:rPr>
+              <w:t>Écriture / DRAS</w:t>
+            </w:r>
+          </w:p>
+        </w:tc>
+        <w:tc>
+          <w:tcPr>
+            <w:tcW w:type="dxa" w:w="3589"/>
+            <w:vAlign w:val="center"/>
+          </w:tcPr>
+          <w:p>
+            <w:r/>
+            <w:r>
+              <w:rPr>
+                <w:b w:val="0"/>
+                <w:sz w:val="16"/>
+              </w:rPr>
+              <w:t>Organiser un texte en paragraphes</w:t>
+            </w:r>
+          </w:p>
+        </w:tc>
+      </w:tr>
+      <w:tr>
+        <w:tc>
+          <w:tcPr>
+            <w:tcW w:type="dxa" w:w="3589"/>
+            <w:vAlign w:val="center"/>
+          </w:tcPr>
+          <w:p>
+            <w:r/>
+            <w:r>
+              <w:rPr>
+                <w:b/>
+                <w:sz w:val="16"/>
+              </w:rPr>
+              <w:t>ECR-P5-04</w:t>
+            </w:r>
+          </w:p>
+        </w:tc>
+        <w:tc>
+          <w:tcPr>
+            <w:tcW w:type="dxa" w:w="3589"/>
+            <w:vAlign w:val="center"/>
+          </w:tcPr>
+          <w:p>
+            <w:r/>
+            <w:r>
+              <w:rPr>
+                <w:b w:val="0"/>
+                <w:sz w:val="16"/>
+              </w:rPr>
+              <w:t>Écriture / DRAS</w:t>
+            </w:r>
+          </w:p>
+        </w:tc>
+        <w:tc>
+          <w:tcPr>
+            <w:tcW w:type="dxa" w:w="3589"/>
+            <w:vAlign w:val="center"/>
+          </w:tcPr>
+          <w:p>
+            <w:r/>
+            <w:r>
+              <w:rPr>
+                <w:b w:val="0"/>
+                <w:sz w:val="16"/>
+              </w:rPr>
+              <w:t>Réviser puis publier un texte</w:t>
             </w:r>
           </w:p>
         </w:tc>
@@ -2011,550 +3378,8 @@
       <w:r>
         <w:rPr>
           <w:b/>
-          <w:sz w:val="23"/>
         </w:rPr>
-        <w:t>Compétences possibles - à sélectionner avant la passation</w:t>
-      </w:r>
-    </w:p>
-    <w:p>
-      <w:pPr>
-        <w:pStyle w:val="ListBullet"/>
-        <w:spacing w:after="20"/>
-      </w:pPr>
-      <w:r>
-        <w:rPr>
-          <w:b/>
-        </w:rPr>
-        <w:t xml:space="preserve">Code Progressions : __________  </w:t>
-      </w:r>
-      <w:r>
-        <w:t>Transformer une phrase affirmative en phrase négative et inversement</w:t>
-      </w:r>
-    </w:p>
-    <w:p>
-      <w:pPr>
-        <w:pStyle w:val="ListBullet"/>
-        <w:spacing w:after="20"/>
-      </w:pPr>
-      <w:r>
-        <w:rPr>
-          <w:b/>
-        </w:rPr>
-        <w:t xml:space="preserve">Code Progressions : __________  </w:t>
-      </w:r>
-      <w:r>
-        <w:t>Identifier l’adjectif dans le groupe nominal</w:t>
-      </w:r>
-    </w:p>
-    <w:p>
-      <w:pPr>
-        <w:pStyle w:val="ListBullet"/>
-        <w:spacing w:after="20"/>
-      </w:pPr>
-      <w:r>
-        <w:rPr>
-          <w:b/>
-        </w:rPr>
-        <w:t xml:space="preserve">Code Progressions : __________  </w:t>
-      </w:r>
-      <w:r>
-        <w:t>Employer l’adjectif pour préciser un nom</w:t>
-      </w:r>
-    </w:p>
-    <w:p>
-      <w:pPr>
-        <w:pStyle w:val="ListBullet"/>
-        <w:spacing w:after="20"/>
-      </w:pPr>
-      <w:r>
-        <w:rPr>
-          <w:b/>
-        </w:rPr>
-        <w:t xml:space="preserve">Code Progressions : __________  </w:t>
-      </w:r>
-      <w:r>
-        <w:t>Identifier les verbes au futur</w:t>
-      </w:r>
-    </w:p>
-    <w:p>
-      <w:pPr>
-        <w:pStyle w:val="ListBullet"/>
-        <w:spacing w:after="20"/>
-      </w:pPr>
-      <w:r>
-        <w:rPr>
-          <w:b/>
-        </w:rPr>
-        <w:t xml:space="preserve">Code Progressions : __________  </w:t>
-      </w:r>
-      <w:r>
-        <w:t>Conjuguer au futur les verbes étudiés au programme</w:t>
-      </w:r>
-    </w:p>
-    <w:p>
-      <w:pPr>
-        <w:pStyle w:val="ListBullet"/>
-        <w:spacing w:after="20"/>
-      </w:pPr>
-      <w:r>
-        <w:rPr>
-          <w:b/>
-        </w:rPr>
-        <w:t xml:space="preserve">Code Progressions : __________  </w:t>
-      </w:r>
-      <w:r>
-        <w:t>Réinvestir les accords étudiés dans le groupe nominal</w:t>
-      </w:r>
-    </w:p>
-    <w:p>
-      <w:pPr>
-        <w:pStyle w:val="ListBullet"/>
-        <w:spacing w:after="20"/>
-      </w:pPr>
-      <w:r>
-        <w:rPr>
-          <w:b/>
-        </w:rPr>
-        <w:t xml:space="preserve">Code Progressions : __________  </w:t>
-      </w:r>
-      <w:r>
-        <w:t>Accorder le verbe avec son sujet dans les situations simples étudiées</w:t>
-      </w:r>
-    </w:p>
-    <w:p>
-      <w:pPr>
-        <w:pStyle w:val="ListBullet"/>
-        <w:spacing w:after="20"/>
-      </w:pPr>
-      <w:r>
-        <w:rPr>
-          <w:b/>
-        </w:rPr>
-        <w:t xml:space="preserve">Code Progressions : __________  </w:t>
-      </w:r>
-      <w:r>
-        <w:t>Corriger les erreurs ciblées dans un écrit court</w:t>
-      </w:r>
-    </w:p>
-    <w:p>
-      <w:pPr>
-        <w:pStyle w:val="ListBullet"/>
-        <w:spacing w:after="20"/>
-      </w:pPr>
-      <w:r>
-        <w:rPr>
-          <w:b/>
-        </w:rPr>
-        <w:t xml:space="preserve">Code Progressions : __________  </w:t>
-      </w:r>
-      <w:r>
-        <w:t>Distinguer sens propre et sens figuré</w:t>
-      </w:r>
-    </w:p>
-    <w:p>
-      <w:pPr>
-        <w:pStyle w:val="ListBullet"/>
-        <w:spacing w:after="20"/>
-      </w:pPr>
-      <w:r>
-        <w:rPr>
-          <w:b/>
-        </w:rPr>
-        <w:t xml:space="preserve">Code Progressions : __________  </w:t>
-      </w:r>
-      <w:r>
-        <w:t>Comprendre et employer des expressions</w:t>
-      </w:r>
-    </w:p>
-    <w:p>
-      <w:pPr>
-        <w:pStyle w:val="ListBullet"/>
-        <w:spacing w:after="20"/>
-      </w:pPr>
-      <w:r>
-        <w:rPr>
-          <w:b/>
-        </w:rPr>
-        <w:t xml:space="preserve">Code Progressions : __________  </w:t>
-      </w:r>
-      <w:r>
-        <w:t>Reconnaître des associations fréquentes de mots</w:t>
-      </w:r>
-    </w:p>
-    <w:p>
-      <w:pPr>
-        <w:pStyle w:val="ListBullet"/>
-        <w:spacing w:after="20"/>
-      </w:pPr>
-      <w:r>
-        <w:rPr>
-          <w:b/>
-        </w:rPr>
-        <w:t xml:space="preserve">Code Progressions : __________  </w:t>
-      </w:r>
-      <w:r>
-        <w:t>Choisir une expression adaptée au contexte</w:t>
-      </w:r>
-    </w:p>
-    <w:p>
-      <w:pPr>
-        <w:pStyle w:val="Heading1"/>
-      </w:pPr>
-      <w:r>
-        <w:t>1. Écrit court initial</w:t>
-      </w:r>
-    </w:p>
-    <w:p>
-      <w:r>
-        <w:t>Rédiger une courte scène sportive, une consigne ou un dialogue de 5 à 7 phrases, puis l’améliorer avec le DRAS.</w:t>
-      </w:r>
-    </w:p>
-    <w:p>
-      <w:r>
-        <w:t>Consigne définitive : ______________________________________________________________</w:t>
-      </w:r>
-    </w:p>
-    <w:p>
-      <w:pPr>
-        <w:spacing w:after="40"/>
-      </w:pPr>
-      <w:r>
-        <w:t>________________________________________________________________________________</w:t>
-      </w:r>
-    </w:p>
-    <w:p>
-      <w:pPr>
-        <w:spacing w:after="40"/>
-      </w:pPr>
-      <w:r>
-        <w:t>________________________________________________________________________________</w:t>
-      </w:r>
-    </w:p>
-    <w:p>
-      <w:pPr>
-        <w:spacing w:after="40"/>
-      </w:pPr>
-      <w:r>
-        <w:t>________________________________________________________________________________</w:t>
-      </w:r>
-    </w:p>
-    <w:p>
-      <w:pPr>
-        <w:spacing w:after="40"/>
-      </w:pPr>
-      <w:r>
-        <w:t>________________________________________________________________________________</w:t>
-      </w:r>
-    </w:p>
-    <w:p>
-      <w:pPr>
-        <w:spacing w:after="40"/>
-      </w:pPr>
-      <w:r>
-        <w:t>________________________________________________________________________________</w:t>
-      </w:r>
-    </w:p>
-    <w:p>
-      <w:pPr>
-        <w:pStyle w:val="Heading1"/>
-      </w:pPr>
-      <w:r>
-        <w:t>2. Je manipule avec le DRAS</w:t>
-      </w:r>
-    </w:p>
-    <w:tbl>
-      <w:tblPr>
-        <w:tblStyle w:val="TableGrid"/>
-        <w:tblW w:type="auto" w:w="0"/>
-        <w:jc w:val="center"/>
-        <w:tblLook w:firstColumn="1" w:firstRow="1" w:lastColumn="0" w:lastRow="0" w:noHBand="0" w:noVBand="1" w:val="04A0"/>
-      </w:tblPr>
-      <w:tblGrid>
-        <w:gridCol w:w="3513"/>
-        <w:gridCol w:w="3513"/>
-        <w:gridCol w:w="3513"/>
-      </w:tblGrid>
-      <w:tr>
-        <w:tc>
-          <w:tcPr>
-            <w:tcW w:type="dxa" w:w="3513"/>
-            <w:shd w:fill="D9EAF7"/>
-            <w:vAlign w:val="center"/>
-          </w:tcPr>
-          <w:p>
-            <w:r/>
-            <w:r>
-              <w:rPr>
-                <w:b/>
-                <w:sz w:val="20"/>
-              </w:rPr>
-              <w:t>Geste</w:t>
-            </w:r>
-          </w:p>
-        </w:tc>
-        <w:tc>
-          <w:tcPr>
-            <w:tcW w:type="dxa" w:w="3513"/>
-            <w:shd w:fill="D9EAF7"/>
-            <w:vAlign w:val="center"/>
-          </w:tcPr>
-          <w:p>
-            <w:r/>
-            <w:r>
-              <w:rPr>
-                <w:b/>
-                <w:sz w:val="20"/>
-              </w:rPr>
-              <w:t>Consigne à adapter</w:t>
-            </w:r>
-          </w:p>
-        </w:tc>
-        <w:tc>
-          <w:tcPr>
-            <w:tcW w:type="dxa" w:w="3513"/>
-            <w:shd w:fill="D9EAF7"/>
-            <w:vAlign w:val="center"/>
-          </w:tcPr>
-          <w:p>
-            <w:r/>
-            <w:r>
-              <w:rPr>
-                <w:b/>
-                <w:sz w:val="20"/>
-              </w:rPr>
-              <w:t>Ma transformation</w:t>
-            </w:r>
-          </w:p>
-        </w:tc>
-      </w:tr>
-      <w:tr>
-        <w:trPr>
-          <w:trHeight w:val="1247"/>
-        </w:trPr>
-        <w:tc>
-          <w:tcPr>
-            <w:tcW w:type="dxa" w:w="3513"/>
-            <w:vAlign w:val="center"/>
-          </w:tcPr>
-          <w:p>
-            <w:r/>
-            <w:r>
-              <w:rPr>
-                <w:b/>
-                <w:sz w:val="20"/>
-              </w:rPr>
-              <w:t>D - Déplacer</w:t>
-            </w:r>
-          </w:p>
-        </w:tc>
-        <w:tc>
-          <w:tcPr>
-            <w:tcW w:type="dxa" w:w="3513"/>
-            <w:vAlign w:val="center"/>
-          </w:tcPr>
-          <w:p>
-            <w:r/>
-            <w:r>
-              <w:rPr>
-                <w:b w:val="0"/>
-                <w:sz w:val="19"/>
-              </w:rPr>
-              <w:t>Déplacer un groupe pour modifier le rythme</w:t>
-            </w:r>
-          </w:p>
-        </w:tc>
-        <w:tc>
-          <w:tcPr>
-            <w:tcW w:type="dxa" w:w="3513"/>
-            <w:vAlign w:val="center"/>
-          </w:tcPr>
-          <w:p>
-            <w:r/>
-            <w:r>
-              <w:rPr>
-                <w:b w:val="0"/>
-                <w:sz w:val="19"/>
-              </w:rPr>
-            </w:r>
-          </w:p>
-        </w:tc>
-      </w:tr>
-      <w:tr>
-        <w:trPr>
-          <w:trHeight w:val="1247"/>
-        </w:trPr>
-        <w:tc>
-          <w:tcPr>
-            <w:tcW w:type="dxa" w:w="3513"/>
-            <w:vAlign w:val="center"/>
-          </w:tcPr>
-          <w:p>
-            <w:r/>
-            <w:r>
-              <w:rPr>
-                <w:b/>
-                <w:sz w:val="20"/>
-              </w:rPr>
-              <w:t>R - Remplacer</w:t>
-            </w:r>
-          </w:p>
-        </w:tc>
-        <w:tc>
-          <w:tcPr>
-            <w:tcW w:type="dxa" w:w="3513"/>
-            <w:vAlign w:val="center"/>
-          </w:tcPr>
-          <w:p>
-            <w:r/>
-            <w:r>
-              <w:rPr>
-                <w:b w:val="0"/>
-                <w:sz w:val="19"/>
-              </w:rPr>
-              <w:t>Remplacer une formulation littérale par une expression adaptée</w:t>
-            </w:r>
-          </w:p>
-        </w:tc>
-        <w:tc>
-          <w:tcPr>
-            <w:tcW w:type="dxa" w:w="3513"/>
-            <w:vAlign w:val="center"/>
-          </w:tcPr>
-          <w:p>
-            <w:r/>
-            <w:r>
-              <w:rPr>
-                <w:b w:val="0"/>
-                <w:sz w:val="19"/>
-              </w:rPr>
-            </w:r>
-          </w:p>
-        </w:tc>
-      </w:tr>
-      <w:tr>
-        <w:trPr>
-          <w:trHeight w:val="1247"/>
-        </w:trPr>
-        <w:tc>
-          <w:tcPr>
-            <w:tcW w:type="dxa" w:w="3513"/>
-            <w:vAlign w:val="center"/>
-          </w:tcPr>
-          <w:p>
-            <w:r/>
-            <w:r>
-              <w:rPr>
-                <w:b/>
-                <w:sz w:val="20"/>
-              </w:rPr>
-              <w:t>A - Ajouter</w:t>
-            </w:r>
-          </w:p>
-        </w:tc>
-        <w:tc>
-          <w:tcPr>
-            <w:tcW w:type="dxa" w:w="3513"/>
-            <w:vAlign w:val="center"/>
-          </w:tcPr>
-          <w:p>
-            <w:r/>
-            <w:r>
-              <w:rPr>
-                <w:b w:val="0"/>
-                <w:sz w:val="19"/>
-              </w:rPr>
-              <w:t>Ajouter un adjectif ou une précision</w:t>
-            </w:r>
-          </w:p>
-        </w:tc>
-        <w:tc>
-          <w:tcPr>
-            <w:tcW w:type="dxa" w:w="3513"/>
-            <w:vAlign w:val="center"/>
-          </w:tcPr>
-          <w:p>
-            <w:r/>
-            <w:r>
-              <w:rPr>
-                <w:b w:val="0"/>
-                <w:sz w:val="19"/>
-              </w:rPr>
-            </w:r>
-          </w:p>
-        </w:tc>
-      </w:tr>
-      <w:tr>
-        <w:trPr>
-          <w:trHeight w:val="1247"/>
-        </w:trPr>
-        <w:tc>
-          <w:tcPr>
-            <w:tcW w:type="dxa" w:w="3513"/>
-            <w:vAlign w:val="center"/>
-          </w:tcPr>
-          <w:p>
-            <w:r/>
-            <w:r>
-              <w:rPr>
-                <w:b/>
-                <w:sz w:val="20"/>
-              </w:rPr>
-              <w:t>S - Supprimer</w:t>
-            </w:r>
-          </w:p>
-        </w:tc>
-        <w:tc>
-          <w:tcPr>
-            <w:tcW w:type="dxa" w:w="3513"/>
-            <w:vAlign w:val="center"/>
-          </w:tcPr>
-          <w:p>
-            <w:r/>
-            <w:r>
-              <w:rPr>
-                <w:b w:val="0"/>
-                <w:sz w:val="19"/>
-              </w:rPr>
-              <w:t>Supprimer une formulation redondante</w:t>
-            </w:r>
-          </w:p>
-        </w:tc>
-        <w:tc>
-          <w:tcPr>
-            <w:tcW w:type="dxa" w:w="3513"/>
-            <w:vAlign w:val="center"/>
-          </w:tcPr>
-          <w:p>
-            <w:r/>
-            <w:r>
-              <w:rPr>
-                <w:b w:val="0"/>
-                <w:sz w:val="19"/>
-              </w:rPr>
-            </w:r>
-          </w:p>
-        </w:tc>
-      </w:tr>
-    </w:tbl>
-    <w:p>
-      <w:pPr>
-        <w:pStyle w:val="Heading1"/>
-      </w:pPr>
-      <w:r>
-        <w:t>3. Exercices ciblés à choisir</w:t>
-      </w:r>
-    </w:p>
-    <w:p>
-      <w:r>
-        <w:t>Ajouter seulement les micro-exercices nécessaires pour recueillir un indice fiable sur une compétence qui ne peut pas être suffisamment observée dans l’écrit.</w:t>
-      </w:r>
-    </w:p>
-    <w:p>
-      <w:r>
-        <w:rPr>
-          <w:b/>
-        </w:rPr>
-        <w:t xml:space="preserve">Grammaire : </w:t>
+        <w:t xml:space="preserve">Écrit / exercice support : </w:t>
       </w:r>
       <w:r>
         <w:t>________________________________________________________________________</w:t>
@@ -2562,21 +3387,20 @@
     </w:p>
     <w:p>
       <w:r>
-        <w:t>Exercice / consigne : ______________________________________________________________</w:t>
+        <w:t>________________________________________________________________________________</w:t>
       </w:r>
     </w:p>
     <w:p>
-      <w:pPr>
-        <w:spacing w:after="40"/>
-      </w:pPr>
       <w:r>
         <w:t>________________________________________________________________________________</w:t>
       </w:r>
     </w:p>
     <w:p>
-      <w:pPr>
-        <w:spacing w:after="40"/>
-      </w:pPr>
+      <w:r>
+        <w:t>________________________________________________________________________________</w:t>
+      </w:r>
+    </w:p>
+    <w:p>
       <w:r>
         <w:t>________________________________________________________________________________</w:t>
       </w:r>
@@ -2586,1121 +3410,20 @@
         <w:rPr>
           <w:b/>
         </w:rPr>
-        <w:t xml:space="preserve">Conjugaison : </w:t>
+        <w:t xml:space="preserve">DRAS — transformations utiles : </w:t>
       </w:r>
       <w:r>
-        <w:t>________________________________________________________________________</w:t>
+        <w:t>Déplacer · Remplacer · Ajouter · Supprimer</w:t>
       </w:r>
     </w:p>
     <w:p>
       <w:r>
-        <w:t>Exercice / consigne : ______________________________________________________________</w:t>
-      </w:r>
-    </w:p>
-    <w:p>
-      <w:pPr>
-        <w:spacing w:after="40"/>
-      </w:pPr>
-      <w:r>
-        <w:t>________________________________________________________________________________</w:t>
-      </w:r>
-    </w:p>
-    <w:p>
-      <w:pPr>
-        <w:spacing w:after="40"/>
-      </w:pPr>
-      <w:r>
-        <w:t>________________________________________________________________________________</w:t>
-      </w:r>
-    </w:p>
-    <w:p>
-      <w:r>
-        <w:rPr>
-          <w:b/>
-        </w:rPr>
-        <w:t xml:space="preserve">Orthographe : </w:t>
-      </w:r>
-      <w:r>
-        <w:t>________________________________________________________________________</w:t>
-      </w:r>
-    </w:p>
-    <w:p>
-      <w:r>
-        <w:t>Exercice / consigne : ______________________________________________________________</w:t>
-      </w:r>
-    </w:p>
-    <w:p>
-      <w:pPr>
-        <w:spacing w:after="40"/>
-      </w:pPr>
-      <w:r>
-        <w:t>________________________________________________________________________________</w:t>
-      </w:r>
-    </w:p>
-    <w:p>
-      <w:pPr>
-        <w:spacing w:after="40"/>
-      </w:pPr>
-      <w:r>
-        <w:t>________________________________________________________________________________</w:t>
-      </w:r>
-    </w:p>
-    <w:p>
-      <w:r>
-        <w:rPr>
-          <w:b/>
-        </w:rPr>
-        <w:t xml:space="preserve">Vocabulaire : </w:t>
-      </w:r>
-      <w:r>
-        <w:t>________________________________________________________________________</w:t>
-      </w:r>
-    </w:p>
-    <w:p>
-      <w:r>
-        <w:t>Exercice / consigne : ______________________________________________________________</w:t>
-      </w:r>
-    </w:p>
-    <w:p>
-      <w:pPr>
-        <w:spacing w:after="40"/>
-      </w:pPr>
-      <w:r>
-        <w:t>________________________________________________________________________________</w:t>
-      </w:r>
-    </w:p>
-    <w:p>
-      <w:pPr>
-        <w:spacing w:after="40"/>
-      </w:pPr>
-      <w:r>
-        <w:t>________________________________________________________________________________</w:t>
-      </w:r>
-    </w:p>
-    <w:p>
-      <w:pPr>
-        <w:pStyle w:val="Heading1"/>
-      </w:pPr>
-      <w:r>
-        <w:t>4. Ma version finale</w:t>
-      </w:r>
-    </w:p>
-    <w:p>
-      <w:pPr>
-        <w:spacing w:after="40"/>
-      </w:pPr>
-      <w:r>
-        <w:t>________________________________________________________________________________</w:t>
-      </w:r>
-    </w:p>
-    <w:p>
-      <w:pPr>
-        <w:spacing w:after="40"/>
-      </w:pPr>
-      <w:r>
-        <w:t>________________________________________________________________________________</w:t>
-      </w:r>
-    </w:p>
-    <w:p>
-      <w:pPr>
-        <w:spacing w:after="40"/>
-      </w:pPr>
-      <w:r>
-        <w:t>________________________________________________________________________________</w:t>
-      </w:r>
-    </w:p>
-    <w:p>
-      <w:pPr>
-        <w:spacing w:after="40"/>
-      </w:pPr>
-      <w:r>
-        <w:t>________________________________________________________________________________</w:t>
-      </w:r>
-    </w:p>
-    <w:p>
-      <w:pPr>
-        <w:spacing w:after="40"/>
-      </w:pPr>
-      <w:r>
-        <w:t>________________________________________________________________________________</w:t>
-      </w:r>
-    </w:p>
-    <w:p>
-      <w:pPr>
-        <w:spacing w:after="40"/>
-      </w:pPr>
-      <w:r>
-        <w:t>________________________________________________________________________________</w:t>
-      </w:r>
-    </w:p>
-    <w:p>
-      <w:pPr>
-        <w:spacing w:after="40"/>
-      </w:pPr>
-      <w:r>
-        <w:t>________________________________________________________________________________</w:t>
-      </w:r>
-    </w:p>
-    <w:p>
-      <w:pPr>
-        <w:pStyle w:val="Heading1"/>
-      </w:pPr>
-      <w:r>
-        <w:t>5. Ma relecture</w:t>
-      </w:r>
-    </w:p>
-    <w:p>
-      <w:r>
-        <w:t>☐ J’ai vérifié les majuscules et la ponctuation.</w:t>
-      </w:r>
-    </w:p>
-    <w:p>
-      <w:r>
-        <w:t>☐ J’ai vérifié les verbes et leurs sujets.</w:t>
-      </w:r>
-    </w:p>
-    <w:p>
-      <w:r>
-        <w:t>☐ J’ai vérifié les accords déjà étudiés.</w:t>
-      </w:r>
-    </w:p>
-    <w:p>
-      <w:r>
-        <w:t>☐ J’ai réutilisé des mots du corpus.</w:t>
-      </w:r>
-    </w:p>
-    <w:p>
-      <w:r>
-        <w:t>☐ J’ai effectué au moins deux transformations DRAS utiles.</w:t>
-      </w:r>
-    </w:p>
-    <w:p>
-      <w:r>
-        <w:t>Autre critère à ajouter : ☐ ________________________________________________________</w:t>
-      </w:r>
-    </w:p>
-    <w:p>
-      <w:r>
-        <w:br w:type="page"/>
-      </w:r>
-    </w:p>
-    <w:p>
-      <w:pPr>
-        <w:jc w:val="center"/>
-      </w:pPr>
-      <w:r>
-        <w:rPr>
-          <w:b/>
-          <w:sz w:val="36"/>
-        </w:rPr>
-        <w:t>ÉVALUATION DE FRANÇAIS - P5</w:t>
-      </w:r>
-    </w:p>
-    <w:p>
-      <w:pPr>
-        <w:jc w:val="center"/>
-      </w:pPr>
-      <w:r>
-        <w:rPr>
-          <w:i/>
-          <w:sz w:val="21"/>
-        </w:rPr>
-        <w:t>Matrice élève modifiable : Réinvestir et réviser un écrit de façon autonome</w:t>
-      </w:r>
-    </w:p>
-    <w:tbl>
-      <w:tblPr>
-        <w:tblStyle w:val="TableGrid"/>
-        <w:tblW w:type="auto" w:w="0"/>
-        <w:jc w:val="center"/>
-        <w:tblLook w:firstColumn="1" w:firstRow="1" w:lastColumn="0" w:lastRow="0" w:noHBand="0" w:noVBand="1" w:val="04A0"/>
-      </w:tblPr>
-      <w:tblGrid>
-        <w:gridCol w:w="3513"/>
-        <w:gridCol w:w="3513"/>
-        <w:gridCol w:w="3513"/>
-      </w:tblGrid>
-      <w:tr>
-        <w:tc>
-          <w:tcPr>
-            <w:tcW w:type="dxa" w:w="3513"/>
-            <w:vAlign w:val="center"/>
-          </w:tcPr>
-          <w:p>
-            <w:r/>
-            <w:r>
-              <w:rPr>
-                <w:b w:val="0"/>
-                <w:sz w:val="20"/>
-              </w:rPr>
-              <w:t>Prénom : ____________________</w:t>
-            </w:r>
-          </w:p>
-        </w:tc>
-        <w:tc>
-          <w:tcPr>
-            <w:tcW w:type="dxa" w:w="3513"/>
-            <w:vAlign w:val="center"/>
-          </w:tcPr>
-          <w:p>
-            <w:r/>
-            <w:r>
-              <w:rPr>
-                <w:b w:val="0"/>
-                <w:sz w:val="20"/>
-              </w:rPr>
-              <w:t>Date : ____________________</w:t>
-            </w:r>
-          </w:p>
-        </w:tc>
-        <w:tc>
-          <w:tcPr>
-            <w:tcW w:type="dxa" w:w="3513"/>
-            <w:vAlign w:val="center"/>
-          </w:tcPr>
-          <w:p>
-            <w:r/>
-            <w:r>
-              <w:rPr>
-                <w:b w:val="0"/>
-                <w:sz w:val="20"/>
-              </w:rPr>
-              <w:t>Période : ______</w:t>
-            </w:r>
-          </w:p>
-        </w:tc>
-      </w:tr>
-    </w:tbl>
-    <w:p/>
-    <w:tbl>
-      <w:tblPr>
-        <w:tblStyle w:val="TableGrid"/>
-        <w:tblW w:type="auto" w:w="0"/>
-        <w:jc w:val="center"/>
-        <w:tblLook w:firstColumn="1" w:firstRow="1" w:lastColumn="0" w:lastRow="0" w:noHBand="0" w:noVBand="1" w:val="04A0"/>
-      </w:tblPr>
-      <w:tblGrid>
-        <w:gridCol w:w="10540"/>
-      </w:tblGrid>
-      <w:tr>
-        <w:tc>
-          <w:tcPr>
-            <w:tcW w:type="dxa" w:w="10540"/>
-            <w:shd w:fill="D9EAD3"/>
-            <w:vAlign w:val="center"/>
-          </w:tcPr>
-          <w:p>
-            <w:r/>
-            <w:r>
-              <w:rPr>
-                <w:b/>
-                <w:sz w:val="22"/>
-              </w:rPr>
-              <w:t>Situation de départ</w:t>
-            </w:r>
-          </w:p>
-        </w:tc>
-      </w:tr>
-      <w:tr>
-        <w:tc>
-          <w:tcPr>
-            <w:tcW w:type="dxa" w:w="10540"/>
-            <w:vAlign w:val="center"/>
-          </w:tcPr>
-          <w:p>
-            <w:r/>
-            <w:r>
-              <w:rPr>
-                <w:b w:val="0"/>
-                <w:sz w:val="20"/>
-              </w:rPr>
-              <w:t>Bilan lexical et production autonome</w:t>
-              <w:br/>
-              <w:t>Corpus de réinvestissement : animaux de la forêt, corps humain, nourriture et EPS, avec possibilité d’un corpus nouveau choisi selon les projets de classe.</w:t>
-              <w:br/>
-              <w:br/>
-              <w:t>Support à remplacer ou à compléter : image, phrase, court texte, liste de mots, production d’élève anonymisée.</w:t>
-            </w:r>
-          </w:p>
-        </w:tc>
-      </w:tr>
-    </w:tbl>
-    <w:p/>
-    <w:p>
-      <w:r>
-        <w:rPr>
-          <w:b/>
-          <w:sz w:val="23"/>
-        </w:rPr>
-        <w:t>Compétences possibles - à sélectionner avant la passation</w:t>
-      </w:r>
-    </w:p>
-    <w:p>
-      <w:pPr>
-        <w:pStyle w:val="ListBullet"/>
-        <w:spacing w:after="20"/>
-      </w:pPr>
-      <w:r>
-        <w:rPr>
-          <w:b/>
-        </w:rPr>
-        <w:t xml:space="preserve">Code Progressions : __________  </w:t>
-      </w:r>
-      <w:r>
-        <w:t>Identifier les groupes nominaux</w:t>
-      </w:r>
-    </w:p>
-    <w:p>
-      <w:pPr>
-        <w:pStyle w:val="ListBullet"/>
-        <w:spacing w:after="20"/>
-      </w:pPr>
-      <w:r>
-        <w:rPr>
-          <w:b/>
-        </w:rPr>
-        <w:t xml:space="preserve">Code Progressions : __________  </w:t>
-      </w:r>
-      <w:r>
-        <w:t>Identifier les noms propres</w:t>
-      </w:r>
-    </w:p>
-    <w:p>
-      <w:pPr>
-        <w:pStyle w:val="ListBullet"/>
-        <w:spacing w:after="20"/>
-      </w:pPr>
-      <w:r>
-        <w:rPr>
-          <w:b/>
-        </w:rPr>
-        <w:t xml:space="preserve">Code Progressions : __________  </w:t>
-      </w:r>
-      <w:r>
-        <w:t>Réinvestir les principales classes et fonctions étudiées dans la phrase simple</w:t>
-      </w:r>
-    </w:p>
-    <w:p>
-      <w:pPr>
-        <w:pStyle w:val="ListBullet"/>
-        <w:spacing w:after="20"/>
-      </w:pPr>
-      <w:r>
-        <w:rPr>
-          <w:b/>
-        </w:rPr>
-        <w:t xml:space="preserve">Code Progressions : __________  </w:t>
-      </w:r>
-      <w:r>
-        <w:t>Identifier les verbes à l’imparfait</w:t>
-      </w:r>
-    </w:p>
-    <w:p>
-      <w:pPr>
-        <w:pStyle w:val="ListBullet"/>
-        <w:spacing w:after="20"/>
-      </w:pPr>
-      <w:r>
-        <w:rPr>
-          <w:b/>
-        </w:rPr>
-        <w:t xml:space="preserve">Code Progressions : __________  </w:t>
-      </w:r>
-      <w:r>
-        <w:t>Conjuguer à l’imparfait les verbes étudiés au programme</w:t>
-      </w:r>
-    </w:p>
-    <w:p>
-      <w:pPr>
-        <w:pStyle w:val="ListBullet"/>
-        <w:spacing w:after="20"/>
-      </w:pPr>
-      <w:r>
-        <w:rPr>
-          <w:b/>
-        </w:rPr>
-        <w:t xml:space="preserve">Code Progressions : __________  </w:t>
-      </w:r>
-      <w:r>
-        <w:t>Réinvestir les accords en genre et en nombre étudiés</w:t>
-      </w:r>
-    </w:p>
-    <w:p>
-      <w:pPr>
-        <w:pStyle w:val="ListBullet"/>
-        <w:spacing w:after="20"/>
-      </w:pPr>
-      <w:r>
-        <w:rPr>
-          <w:b/>
-        </w:rPr>
-        <w:t xml:space="preserve">Code Progressions : __________  </w:t>
-      </w:r>
-      <w:r>
-        <w:t>Réinvestir l’accord sujet-verbe dans les situations simples</w:t>
-      </w:r>
-    </w:p>
-    <w:p>
-      <w:pPr>
-        <w:pStyle w:val="ListBullet"/>
-        <w:spacing w:after="20"/>
-      </w:pPr>
-      <w:r>
-        <w:rPr>
-          <w:b/>
-        </w:rPr>
-        <w:t xml:space="preserve">Code Progressions : __________  </w:t>
-      </w:r>
-      <w:r>
-        <w:t>Mobiliser une procédure autonome de relecture et de correction</w:t>
-      </w:r>
-    </w:p>
-    <w:p>
-      <w:pPr>
-        <w:pStyle w:val="ListBullet"/>
-        <w:spacing w:after="20"/>
-      </w:pPr>
-      <w:r>
-        <w:rPr>
-          <w:b/>
-        </w:rPr>
-        <w:t xml:space="preserve">Code Progressions : __________  </w:t>
-      </w:r>
-      <w:r>
-        <w:t>Réinvestir les familles de mots et la morphologie</w:t>
-      </w:r>
-    </w:p>
-    <w:p>
-      <w:pPr>
-        <w:pStyle w:val="ListBullet"/>
-        <w:spacing w:after="20"/>
-      </w:pPr>
-      <w:r>
-        <w:rPr>
-          <w:b/>
-        </w:rPr>
-        <w:t xml:space="preserve">Code Progressions : __________  </w:t>
-      </w:r>
-      <w:r>
-        <w:t>Catégoriser un corpus inconnu</w:t>
-      </w:r>
-    </w:p>
-    <w:p>
-      <w:pPr>
-        <w:pStyle w:val="ListBullet"/>
-        <w:spacing w:after="20"/>
-      </w:pPr>
-      <w:r>
-        <w:rPr>
-          <w:b/>
-        </w:rPr>
-        <w:t xml:space="preserve">Code Progressions : __________  </w:t>
-      </w:r>
-      <w:r>
-        <w:t>Mobiliser synonymes, contraires, niveaux de langue et intensité</w:t>
-      </w:r>
-    </w:p>
-    <w:p>
-      <w:pPr>
-        <w:pStyle w:val="ListBullet"/>
-        <w:spacing w:after="20"/>
-      </w:pPr>
-      <w:r>
-        <w:rPr>
-          <w:b/>
-        </w:rPr>
-        <w:t xml:space="preserve">Code Progressions : __________  </w:t>
-      </w:r>
-      <w:r>
-        <w:t>Construire un réseau lexical et réemployer les mots appris</w:t>
-      </w:r>
-    </w:p>
-    <w:p>
-      <w:pPr>
-        <w:pStyle w:val="Heading1"/>
-      </w:pPr>
-      <w:r>
-        <w:t>1. Écrit court initial</w:t>
-      </w:r>
-    </w:p>
-    <w:p>
-      <w:r>
-        <w:t>Rédiger un texte de 6 à 8 phrases, puis choisir et justifier les transformations DRAS réalisées.</w:t>
-      </w:r>
-    </w:p>
-    <w:p>
-      <w:r>
-        <w:t>Consigne définitive : ______________________________________________________________</w:t>
-      </w:r>
-    </w:p>
-    <w:p>
-      <w:pPr>
-        <w:spacing w:after="40"/>
-      </w:pPr>
-      <w:r>
-        <w:t>________________________________________________________________________________</w:t>
-      </w:r>
-    </w:p>
-    <w:p>
-      <w:pPr>
-        <w:spacing w:after="40"/>
-      </w:pPr>
-      <w:r>
-        <w:t>________________________________________________________________________________</w:t>
-      </w:r>
-    </w:p>
-    <w:p>
-      <w:pPr>
-        <w:spacing w:after="40"/>
-      </w:pPr>
-      <w:r>
-        <w:t>________________________________________________________________________________</w:t>
-      </w:r>
-    </w:p>
-    <w:p>
-      <w:pPr>
-        <w:spacing w:after="40"/>
-      </w:pPr>
-      <w:r>
-        <w:t>________________________________________________________________________________</w:t>
-      </w:r>
-    </w:p>
-    <w:p>
-      <w:pPr>
-        <w:spacing w:after="40"/>
-      </w:pPr>
-      <w:r>
-        <w:t>________________________________________________________________________________</w:t>
-      </w:r>
-    </w:p>
-    <w:p>
-      <w:pPr>
-        <w:pStyle w:val="Heading1"/>
-      </w:pPr>
-      <w:r>
-        <w:t>2. Je manipule avec le DRAS</w:t>
-      </w:r>
-    </w:p>
-    <w:tbl>
-      <w:tblPr>
-        <w:tblStyle w:val="TableGrid"/>
-        <w:tblW w:type="auto" w:w="0"/>
-        <w:jc w:val="center"/>
-        <w:tblLook w:firstColumn="1" w:firstRow="1" w:lastColumn="0" w:lastRow="0" w:noHBand="0" w:noVBand="1" w:val="04A0"/>
-      </w:tblPr>
-      <w:tblGrid>
-        <w:gridCol w:w="3513"/>
-        <w:gridCol w:w="3513"/>
-        <w:gridCol w:w="3513"/>
-      </w:tblGrid>
-      <w:tr>
-        <w:tc>
-          <w:tcPr>
-            <w:tcW w:type="dxa" w:w="3513"/>
-            <w:shd w:fill="D9EAF7"/>
-            <w:vAlign w:val="center"/>
-          </w:tcPr>
-          <w:p>
-            <w:r/>
-            <w:r>
-              <w:rPr>
-                <w:b/>
-                <w:sz w:val="20"/>
-              </w:rPr>
-              <w:t>Geste</w:t>
-            </w:r>
-          </w:p>
-        </w:tc>
-        <w:tc>
-          <w:tcPr>
-            <w:tcW w:type="dxa" w:w="3513"/>
-            <w:shd w:fill="D9EAF7"/>
-            <w:vAlign w:val="center"/>
-          </w:tcPr>
-          <w:p>
-            <w:r/>
-            <w:r>
-              <w:rPr>
-                <w:b/>
-                <w:sz w:val="20"/>
-              </w:rPr>
-              <w:t>Consigne à adapter</w:t>
-            </w:r>
-          </w:p>
-        </w:tc>
-        <w:tc>
-          <w:tcPr>
-            <w:tcW w:type="dxa" w:w="3513"/>
-            <w:shd w:fill="D9EAF7"/>
-            <w:vAlign w:val="center"/>
-          </w:tcPr>
-          <w:p>
-            <w:r/>
-            <w:r>
-              <w:rPr>
-                <w:b/>
-                <w:sz w:val="20"/>
-              </w:rPr>
-              <w:t>Ma transformation</w:t>
-            </w:r>
-          </w:p>
-        </w:tc>
-      </w:tr>
-      <w:tr>
-        <w:trPr>
-          <w:trHeight w:val="1247"/>
-        </w:trPr>
-        <w:tc>
-          <w:tcPr>
-            <w:tcW w:type="dxa" w:w="3513"/>
-            <w:vAlign w:val="center"/>
-          </w:tcPr>
-          <w:p>
-            <w:r/>
-            <w:r>
-              <w:rPr>
-                <w:b/>
-                <w:sz w:val="20"/>
-              </w:rPr>
-              <w:t>D - Déplacer</w:t>
-            </w:r>
-          </w:p>
-        </w:tc>
-        <w:tc>
-          <w:tcPr>
-            <w:tcW w:type="dxa" w:w="3513"/>
-            <w:vAlign w:val="center"/>
-          </w:tcPr>
-          <w:p>
-            <w:r/>
-            <w:r>
-              <w:rPr>
-                <w:b w:val="0"/>
-                <w:sz w:val="19"/>
-              </w:rPr>
-              <w:t>Déplacer pour améliorer l’organisation</w:t>
-            </w:r>
-          </w:p>
-        </w:tc>
-        <w:tc>
-          <w:tcPr>
-            <w:tcW w:type="dxa" w:w="3513"/>
-            <w:vAlign w:val="center"/>
-          </w:tcPr>
-          <w:p>
-            <w:r/>
-            <w:r>
-              <w:rPr>
-                <w:b w:val="0"/>
-                <w:sz w:val="19"/>
-              </w:rPr>
-            </w:r>
-          </w:p>
-        </w:tc>
-      </w:tr>
-      <w:tr>
-        <w:trPr>
-          <w:trHeight w:val="1247"/>
-        </w:trPr>
-        <w:tc>
-          <w:tcPr>
-            <w:tcW w:type="dxa" w:w="3513"/>
-            <w:vAlign w:val="center"/>
-          </w:tcPr>
-          <w:p>
-            <w:r/>
-            <w:r>
-              <w:rPr>
-                <w:b/>
-                <w:sz w:val="20"/>
-              </w:rPr>
-              <w:t>R - Remplacer</w:t>
-            </w:r>
-          </w:p>
-        </w:tc>
-        <w:tc>
-          <w:tcPr>
-            <w:tcW w:type="dxa" w:w="3513"/>
-            <w:vAlign w:val="center"/>
-          </w:tcPr>
-          <w:p>
-            <w:r/>
-            <w:r>
-              <w:rPr>
-                <w:b w:val="0"/>
-                <w:sz w:val="19"/>
-              </w:rPr>
-              <w:t>Remplacer pour préciser et éviter les répétitions</w:t>
-            </w:r>
-          </w:p>
-        </w:tc>
-        <w:tc>
-          <w:tcPr>
-            <w:tcW w:type="dxa" w:w="3513"/>
-            <w:vAlign w:val="center"/>
-          </w:tcPr>
-          <w:p>
-            <w:r/>
-            <w:r>
-              <w:rPr>
-                <w:b w:val="0"/>
-                <w:sz w:val="19"/>
-              </w:rPr>
-            </w:r>
-          </w:p>
-        </w:tc>
-      </w:tr>
-      <w:tr>
-        <w:trPr>
-          <w:trHeight w:val="1247"/>
-        </w:trPr>
-        <w:tc>
-          <w:tcPr>
-            <w:tcW w:type="dxa" w:w="3513"/>
-            <w:vAlign w:val="center"/>
-          </w:tcPr>
-          <w:p>
-            <w:r/>
-            <w:r>
-              <w:rPr>
-                <w:b/>
-                <w:sz w:val="20"/>
-              </w:rPr>
-              <w:t>A - Ajouter</w:t>
-            </w:r>
-          </w:p>
-        </w:tc>
-        <w:tc>
-          <w:tcPr>
-            <w:tcW w:type="dxa" w:w="3513"/>
-            <w:vAlign w:val="center"/>
-          </w:tcPr>
-          <w:p>
-            <w:r/>
-            <w:r>
-              <w:rPr>
-                <w:b w:val="0"/>
-                <w:sz w:val="19"/>
-              </w:rPr>
-              <w:t>Ajouter pour enrichir et clarifier</w:t>
-            </w:r>
-          </w:p>
-        </w:tc>
-        <w:tc>
-          <w:tcPr>
-            <w:tcW w:type="dxa" w:w="3513"/>
-            <w:vAlign w:val="center"/>
-          </w:tcPr>
-          <w:p>
-            <w:r/>
-            <w:r>
-              <w:rPr>
-                <w:b w:val="0"/>
-                <w:sz w:val="19"/>
-              </w:rPr>
-            </w:r>
-          </w:p>
-        </w:tc>
-      </w:tr>
-      <w:tr>
-        <w:trPr>
-          <w:trHeight w:val="1247"/>
-        </w:trPr>
-        <w:tc>
-          <w:tcPr>
-            <w:tcW w:type="dxa" w:w="3513"/>
-            <w:vAlign w:val="center"/>
-          </w:tcPr>
-          <w:p>
-            <w:r/>
-            <w:r>
-              <w:rPr>
-                <w:b/>
-                <w:sz w:val="20"/>
-              </w:rPr>
-              <w:t>S - Supprimer</w:t>
-            </w:r>
-          </w:p>
-        </w:tc>
-        <w:tc>
-          <w:tcPr>
-            <w:tcW w:type="dxa" w:w="3513"/>
-            <w:vAlign w:val="center"/>
-          </w:tcPr>
-          <w:p>
-            <w:r/>
-            <w:r>
-              <w:rPr>
-                <w:b w:val="0"/>
-                <w:sz w:val="19"/>
-              </w:rPr>
-              <w:t>Supprimer pour alléger et corriger</w:t>
-            </w:r>
-          </w:p>
-        </w:tc>
-        <w:tc>
-          <w:tcPr>
-            <w:tcW w:type="dxa" w:w="3513"/>
-            <w:vAlign w:val="center"/>
-          </w:tcPr>
-          <w:p>
-            <w:r/>
-            <w:r>
-              <w:rPr>
-                <w:b w:val="0"/>
-                <w:sz w:val="19"/>
-              </w:rPr>
-            </w:r>
-          </w:p>
-        </w:tc>
-      </w:tr>
-    </w:tbl>
-    <w:p>
-      <w:pPr>
-        <w:pStyle w:val="Heading1"/>
-      </w:pPr>
-      <w:r>
-        <w:t>3. Exercices ciblés à choisir</w:t>
-      </w:r>
-    </w:p>
-    <w:p>
-      <w:r>
-        <w:t>Ajouter seulement les micro-exercices nécessaires pour recueillir un indice fiable sur une compétence qui ne peut pas être suffisamment observée dans l’écrit.</w:t>
-      </w:r>
-    </w:p>
-    <w:p>
-      <w:r>
-        <w:rPr>
-          <w:b/>
-        </w:rPr>
-        <w:t xml:space="preserve">Grammaire : </w:t>
-      </w:r>
-      <w:r>
-        <w:t>________________________________________________________________________</w:t>
-      </w:r>
-    </w:p>
-    <w:p>
-      <w:r>
-        <w:t>Exercice / consigne : ______________________________________________________________</w:t>
-      </w:r>
-    </w:p>
-    <w:p>
-      <w:pPr>
-        <w:spacing w:after="40"/>
-      </w:pPr>
-      <w:r>
-        <w:t>________________________________________________________________________________</w:t>
-      </w:r>
-    </w:p>
-    <w:p>
-      <w:pPr>
-        <w:spacing w:after="40"/>
-      </w:pPr>
-      <w:r>
-        <w:t>________________________________________________________________________________</w:t>
-      </w:r>
-    </w:p>
-    <w:p>
-      <w:r>
-        <w:rPr>
-          <w:b/>
-        </w:rPr>
-        <w:t xml:space="preserve">Conjugaison : </w:t>
-      </w:r>
-      <w:r>
-        <w:t>________________________________________________________________________</w:t>
-      </w:r>
-    </w:p>
-    <w:p>
-      <w:r>
-        <w:t>Exercice / consigne : ______________________________________________________________</w:t>
-      </w:r>
-    </w:p>
-    <w:p>
-      <w:pPr>
-        <w:spacing w:after="40"/>
-      </w:pPr>
-      <w:r>
-        <w:t>________________________________________________________________________________</w:t>
-      </w:r>
-    </w:p>
-    <w:p>
-      <w:pPr>
-        <w:spacing w:after="40"/>
-      </w:pPr>
-      <w:r>
-        <w:t>________________________________________________________________________________</w:t>
-      </w:r>
-    </w:p>
-    <w:p>
-      <w:r>
-        <w:rPr>
-          <w:b/>
-        </w:rPr>
-        <w:t xml:space="preserve">Orthographe : </w:t>
-      </w:r>
-      <w:r>
-        <w:t>________________________________________________________________________</w:t>
-      </w:r>
-    </w:p>
-    <w:p>
-      <w:r>
-        <w:t>Exercice / consigne : ______________________________________________________________</w:t>
-      </w:r>
-    </w:p>
-    <w:p>
-      <w:pPr>
-        <w:spacing w:after="40"/>
-      </w:pPr>
-      <w:r>
-        <w:t>________________________________________________________________________________</w:t>
-      </w:r>
-    </w:p>
-    <w:p>
-      <w:pPr>
-        <w:spacing w:after="40"/>
-      </w:pPr>
-      <w:r>
-        <w:t>________________________________________________________________________________</w:t>
-      </w:r>
-    </w:p>
-    <w:p>
-      <w:r>
-        <w:rPr>
-          <w:b/>
-        </w:rPr>
-        <w:t xml:space="preserve">Vocabulaire : </w:t>
-      </w:r>
-      <w:r>
-        <w:t>________________________________________________________________________</w:t>
-      </w:r>
-    </w:p>
-    <w:p>
-      <w:r>
-        <w:t>Exercice / consigne : ______________________________________________________________</w:t>
-      </w:r>
-    </w:p>
-    <w:p>
-      <w:pPr>
-        <w:spacing w:after="40"/>
-      </w:pPr>
-      <w:r>
-        <w:t>________________________________________________________________________________</w:t>
-      </w:r>
-    </w:p>
-    <w:p>
-      <w:pPr>
-        <w:spacing w:after="40"/>
-      </w:pPr>
-      <w:r>
-        <w:t>________________________________________________________________________________</w:t>
-      </w:r>
-    </w:p>
-    <w:p>
-      <w:pPr>
-        <w:pStyle w:val="Heading1"/>
-      </w:pPr>
-      <w:r>
-        <w:t>4. Ma version finale</w:t>
-      </w:r>
-    </w:p>
-    <w:p>
-      <w:pPr>
-        <w:spacing w:after="40"/>
-      </w:pPr>
-      <w:r>
-        <w:t>________________________________________________________________________________</w:t>
-      </w:r>
-    </w:p>
-    <w:p>
-      <w:pPr>
-        <w:spacing w:after="40"/>
-      </w:pPr>
-      <w:r>
-        <w:t>________________________________________________________________________________</w:t>
-      </w:r>
-    </w:p>
-    <w:p>
-      <w:pPr>
-        <w:spacing w:after="40"/>
-      </w:pPr>
-      <w:r>
-        <w:t>________________________________________________________________________________</w:t>
-      </w:r>
-    </w:p>
-    <w:p>
-      <w:pPr>
-        <w:spacing w:after="40"/>
-      </w:pPr>
-      <w:r>
-        <w:t>________________________________________________________________________________</w:t>
-      </w:r>
-    </w:p>
-    <w:p>
-      <w:pPr>
-        <w:spacing w:after="40"/>
-      </w:pPr>
-      <w:r>
-        <w:t>________________________________________________________________________________</w:t>
-      </w:r>
-    </w:p>
-    <w:p>
-      <w:pPr>
-        <w:spacing w:after="40"/>
-      </w:pPr>
-      <w:r>
-        <w:t>________________________________________________________________________________</w:t>
-      </w:r>
-    </w:p>
-    <w:p>
-      <w:pPr>
-        <w:spacing w:after="40"/>
-      </w:pPr>
-      <w:r>
-        <w:t>________________________________________________________________________________</w:t>
-      </w:r>
-    </w:p>
-    <w:p>
-      <w:pPr>
-        <w:pStyle w:val="Heading1"/>
-      </w:pPr>
-      <w:r>
-        <w:t>5. Ma relecture</w:t>
-      </w:r>
-    </w:p>
-    <w:p>
-      <w:r>
-        <w:t>☐ J’ai vérifié les majuscules et la ponctuation.</w:t>
-      </w:r>
-    </w:p>
-    <w:p>
-      <w:r>
-        <w:t>☐ J’ai vérifié les verbes et leurs sujets.</w:t>
-      </w:r>
-    </w:p>
-    <w:p>
-      <w:r>
-        <w:t>☐ J’ai vérifié les accords déjà étudiés.</w:t>
-      </w:r>
-    </w:p>
-    <w:p>
-      <w:r>
-        <w:t>☐ J’ai réutilisé des mots du corpus.</w:t>
-      </w:r>
-    </w:p>
-    <w:p>
-      <w:r>
-        <w:t>☐ J’ai effectué au moins deux transformations DRAS utiles.</w:t>
-      </w:r>
-    </w:p>
-    <w:p>
-      <w:r>
-        <w:t>Autre critère à ajouter : ☐ ________________________________________________________</w:t>
+        <w:t>☐ J’ai relu la consigne.   ☐ J’ai vérifié les verbes.   ☐ J’ai vérifié les accords.   ☐ J’ai amélioré mon texte.</w:t>
       </w:r>
     </w:p>
     <w:sectPr>
       <w:pgSz w:w="12240" w:h="15840"/>
-      <w:pgMar w:top="850" w:right="850" w:bottom="850" w:left="850" w:header="720" w:footer="720" w:gutter="0"/>
+      <w:pgMar w:top="709" w:right="737" w:bottom="709" w:left="737" w:header="720" w:footer="720" w:gutter="0"/>
       <w:cols w:space="720"/>
       <w:docGrid w:linePitch="360"/>
     </w:sectPr>
@@ -4072,8 +3795,8 @@
     <w:qFormat/>
     <w:rsid w:val="00FC693F"/>
     <w:rPr>
-      <w:rFonts w:ascii="Arial" w:hAnsi="Arial"/>
-      <w:sz w:val="21"/>
+      <w:rFonts w:ascii="Aptos" w:hAnsi="Aptos"/>
+      <w:sz w:val="20"/>
     </w:rPr>
   </w:style>
   <w:style w:type="paragraph" w:styleId="Header">
@@ -4135,11 +3858,11 @@
       <w:outlineLvl w:val="0"/>
     </w:pPr>
     <w:rPr>
-      <w:rFonts w:asciiTheme="majorHAnsi" w:eastAsiaTheme="majorEastAsia" w:hAnsiTheme="majorHAnsi" w:cstheme="majorBidi" w:ascii="Arial" w:hAnsi="Arial"/>
+      <w:rFonts w:asciiTheme="majorHAnsi" w:eastAsiaTheme="majorEastAsia" w:hAnsiTheme="majorHAnsi" w:cstheme="majorBidi"/>
       <w:b/>
       <w:bCs/>
       <w:color w:val="365F91" w:themeColor="accent1" w:themeShade="BF"/>
-      <w:sz w:val="30"/>
+      <w:sz w:val="28"/>
       <w:szCs w:val="28"/>
     </w:rPr>
   </w:style>
@@ -4159,11 +3882,11 @@
       <w:outlineLvl w:val="1"/>
     </w:pPr>
     <w:rPr>
-      <w:rFonts w:asciiTheme="majorHAnsi" w:eastAsiaTheme="majorEastAsia" w:hAnsiTheme="majorHAnsi" w:cstheme="majorBidi" w:ascii="Arial" w:hAnsi="Arial"/>
+      <w:rFonts w:asciiTheme="majorHAnsi" w:eastAsiaTheme="majorEastAsia" w:hAnsiTheme="majorHAnsi" w:cstheme="majorBidi"/>
       <w:b/>
       <w:bCs/>
       <w:color w:val="4F81BD" w:themeColor="accent1"/>
-      <w:sz w:val="24"/>
+      <w:sz w:val="26"/>
       <w:szCs w:val="26"/>
     </w:rPr>
   </w:style>
@@ -4183,7 +3906,7 @@
       <w:outlineLvl w:val="2"/>
     </w:pPr>
     <w:rPr>
-      <w:rFonts w:asciiTheme="majorHAnsi" w:eastAsiaTheme="majorEastAsia" w:hAnsiTheme="majorHAnsi" w:cstheme="majorBidi" w:ascii="Arial" w:hAnsi="Arial"/>
+      <w:rFonts w:asciiTheme="majorHAnsi" w:eastAsiaTheme="majorEastAsia" w:hAnsiTheme="majorHAnsi" w:cstheme="majorBidi"/>
       <w:b/>
       <w:bCs/>
       <w:color w:val="4F81BD" w:themeColor="accent1"/>
@@ -4424,12 +4147,11 @@
       <w:contextualSpacing/>
     </w:pPr>
     <w:rPr>
-      <w:rFonts w:asciiTheme="majorHAnsi" w:eastAsiaTheme="majorEastAsia" w:hAnsiTheme="majorHAnsi" w:cstheme="majorBidi" w:ascii="Arial" w:hAnsi="Arial"/>
-      <w:b/>
+      <w:rFonts w:asciiTheme="majorHAnsi" w:eastAsiaTheme="majorEastAsia" w:hAnsiTheme="majorHAnsi" w:cstheme="majorBidi"/>
       <w:color w:val="17365D" w:themeColor="text2" w:themeShade="BF"/>
       <w:spacing w:val="5"/>
       <w:kern w:val="28"/>
-      <w:sz w:val="40"/>
+      <w:sz w:val="52"/>
       <w:szCs w:val="52"/>
     </w:rPr>
   </w:style>
